--- a/DB/환경미화부/ENV_환경미화부매뉴얼_201-203_사랑과평안의교회.docx
+++ b/DB/환경미화부/ENV_환경미화부매뉴얼_201-203_사랑과평안의교회.docx
@@ -33,9 +33,6 @@
     </w:p>
     <w:p>
       <w:pPr>
-        <w:pBdr>
-          <w:bottom w:val="single" w:color="C8714A" w:sz="6"/>
-        </w:pBdr>
         <w:spacing w:after="80" w:before="0"/>
         <w:jc w:val="center"/>
       </w:pPr>
@@ -138,7 +135,7 @@
               <w:bottom w:val="single" w:color="B0C8E0" w:sz="4"/>
               <w:right w:val="single" w:color="B0C8E0" w:sz="4"/>
             </w:tcBorders>
-            <w:shd w:fill="EAF1F8" w:val="clear"/>
+            <w:shd w:fill="FFFFFF" w:val="clear"/>
             <w:tcMar>
               <w:top w:type="dxa" w:w="80"/>
               <w:left w:type="dxa" w:w="160"/>
@@ -202,7 +199,7 @@
               <w:bottom w:val="single" w:color="B0C8E0" w:sz="4"/>
               <w:right w:val="single" w:color="B0C8E0" w:sz="4"/>
             </w:tcBorders>
-            <w:shd w:fill="EAF1F8" w:val="clear"/>
+            <w:shd w:fill="FFFFFF" w:val="clear"/>
             <w:tcMar>
               <w:top w:type="dxa" w:w="80"/>
               <w:left w:type="dxa" w:w="160"/>
@@ -266,7 +263,7 @@
               <w:bottom w:val="single" w:color="B0C8E0" w:sz="4"/>
               <w:right w:val="single" w:color="B0C8E0" w:sz="4"/>
             </w:tcBorders>
-            <w:shd w:fill="EAF1F8" w:val="clear"/>
+            <w:shd w:fill="FFFFFF" w:val="clear"/>
             <w:tcMar>
               <w:top w:type="dxa" w:w="80"/>
               <w:left w:type="dxa" w:w="160"/>
@@ -330,7 +327,7 @@
               <w:bottom w:val="single" w:color="B0C8E0" w:sz="4"/>
               <w:right w:val="single" w:color="B0C8E0" w:sz="4"/>
             </w:tcBorders>
-            <w:shd w:fill="EAF1F8" w:val="clear"/>
+            <w:shd w:fill="FFFFFF" w:val="clear"/>
             <w:tcMar>
               <w:top w:type="dxa" w:w="80"/>
               <w:left w:type="dxa" w:w="160"/>
@@ -394,7 +391,7 @@
               <w:bottom w:val="single" w:color="B0C8E0" w:sz="4"/>
               <w:right w:val="single" w:color="B0C8E0" w:sz="4"/>
             </w:tcBorders>
-            <w:shd w:fill="EAF1F8" w:val="clear"/>
+            <w:shd w:fill="FFFFFF" w:val="clear"/>
             <w:tcMar>
               <w:top w:type="dxa" w:w="80"/>
               <w:left w:type="dxa" w:w="160"/>
@@ -443,7 +440,7 @@
                 <w:sz w:val="18"/>
                 <w:szCs w:val="18"/>
               </w:rPr>
-              <w:t xml:space="preserve">—</w:t>
+              <w:t>말미 [개정 이력] 표 참조</w:t>
             </w:r>
           </w:p>
         </w:tc>
@@ -486,11 +483,204 @@
       </w:r>
     </w:p>
     <w:p>
-      <w:pPr>
-        <w:pBdr>
-          <w:bottom w:val="single" w:color="C8714A" w:sz="8"/>
-        </w:pBdr>
-        <w:shd w:fill="1A3A5C" w:val="clear"/>
+      <w:r>
+        <w:rPr>
+          <w:rFonts w:ascii="맑은 고딕" w:hAnsi="맑은 고딕"/>
+          <w:b/>
+          <w:color w:val="1A3A5C"/>
+          <w:sz w:val="26"/>
+        </w:rPr>
+        <w:t>■ 환경미화부 제출 업무 총괄  Duties Overview</w:t>
+      </w:r>
+    </w:p>
+    <w:p>
+      <w:r>
+        <w:rPr>
+          <w:rFonts w:ascii="맑은 고딕" w:hAnsi="맑은 고딕"/>
+          <w:sz w:val="22"/>
+        </w:rPr>
+        <w:t>아래 표는 환경미화부가 제출한 업무 현황을 반영한 것이다. 세부 운영 지침은 제1장 이하 각 조에서 정한다.</w:t>
+      </w:r>
+    </w:p>
+    <w:tbl>
+      <w:tblPr>
+        <w:tblW w:type="auto" w:w="0"/>
+        <w:tblLook w:firstColumn="1" w:firstRow="1" w:lastColumn="0" w:lastRow="0" w:noHBand="0" w:noVBand="1" w:val="04A0"/>
+        <w:tblBorders>
+          <w:top w:val="single" w:sz="4" w:space="0" w:color="C0D4EC"/>
+          <w:left w:val="single" w:sz="4" w:space="0" w:color="C0D4EC"/>
+          <w:bottom w:val="single" w:sz="4" w:space="0" w:color="C0D4EC"/>
+          <w:right w:val="single" w:sz="4" w:space="0" w:color="C0D4EC"/>
+          <w:insideH w:val="single" w:sz="4" w:space="0" w:color="C0D4EC"/>
+          <w:insideV w:val="single" w:sz="4" w:space="0" w:color="C0D4EC"/>
+        </w:tblBorders>
+      </w:tblPr>
+      <w:tblGrid>
+        <w:gridCol w:w="3023"/>
+        <w:gridCol w:w="3023"/>
+        <w:gridCol w:w="3023"/>
+      </w:tblGrid>
+      <w:tr>
+        <w:tc>
+          <w:tcPr>
+            <w:tcW w:type="dxa" w:w="3023"/>
+            <w:shd w:val="clear" w:fill="FFFFFF"/>
+          </w:tcPr>
+          <w:p>
+            <w:r/>
+            <w:r>
+              <w:rPr>
+                <w:rFonts w:ascii="맑은 고딕" w:hAnsi="맑은 고딕"/>
+                <w:b/>
+                <w:color w:val="1A1A1A"/>
+                <w:sz w:val="20"/>
+              </w:rPr>
+              <w:t>업무명</w:t>
+            </w:r>
+          </w:p>
+        </w:tc>
+        <w:tc>
+          <w:tcPr>
+            <w:tcW w:type="dxa" w:w="3023"/>
+            <w:shd w:val="clear" w:fill="FFFFFF"/>
+          </w:tcPr>
+          <w:p>
+            <w:r/>
+            <w:r>
+              <w:rPr>
+                <w:rFonts w:ascii="맑은 고딕" w:hAnsi="맑은 고딕"/>
+                <w:b/>
+                <w:color w:val="1A1A1A"/>
+                <w:sz w:val="20"/>
+              </w:rPr>
+              <w:t>주기</w:t>
+            </w:r>
+          </w:p>
+        </w:tc>
+        <w:tc>
+          <w:tcPr>
+            <w:tcW w:type="dxa" w:w="3023"/>
+            <w:shd w:val="clear" w:fill="FFFFFF"/>
+          </w:tcPr>
+          <w:p>
+            <w:r/>
+            <w:r>
+              <w:rPr>
+                <w:rFonts w:ascii="맑은 고딕" w:hAnsi="맑은 고딕"/>
+                <w:b/>
+                <w:color w:val="1A1A1A"/>
+                <w:sz w:val="20"/>
+              </w:rPr>
+              <w:t>예산</w:t>
+            </w:r>
+          </w:p>
+        </w:tc>
+      </w:tr>
+      <w:tr>
+        <w:tc>
+          <w:tcPr>
+            <w:tcW w:type="dxa" w:w="3023"/>
+          </w:tcPr>
+          <w:p>
+            <w:r/>
+            <w:r>
+              <w:rPr>
+                <w:rFonts w:ascii="맑은 고딕" w:hAnsi="맑은 고딕"/>
+                <w:b w:val="0"/>
+                <w:sz w:val="20"/>
+              </w:rPr>
+              <w:t>교회 내·외부 청소 및 정돈</w:t>
+            </w:r>
+          </w:p>
+        </w:tc>
+        <w:tc>
+          <w:tcPr>
+            <w:tcW w:type="dxa" w:w="3023"/>
+          </w:tcPr>
+          <w:p>
+            <w:r/>
+            <w:r>
+              <w:rPr>
+                <w:rFonts w:ascii="맑은 고딕" w:hAnsi="맑은 고딕"/>
+                <w:b w:val="0"/>
+                <w:sz w:val="20"/>
+              </w:rPr>
+              <w:t>매주</w:t>
+            </w:r>
+          </w:p>
+        </w:tc>
+        <w:tc>
+          <w:tcPr>
+            <w:tcW w:type="dxa" w:w="3023"/>
+          </w:tcPr>
+          <w:p>
+            <w:r/>
+            <w:r>
+              <w:rPr>
+                <w:rFonts w:ascii="맑은 고딕" w:hAnsi="맑은 고딕"/>
+                <w:b w:val="0"/>
+                <w:sz w:val="20"/>
+              </w:rPr>
+              <w:t>청소 용품비 월 30,000원</w:t>
+            </w:r>
+          </w:p>
+        </w:tc>
+      </w:tr>
+      <w:tr>
+        <w:tc>
+          <w:tcPr>
+            <w:tcW w:type="dxa" w:w="3023"/>
+          </w:tcPr>
+          <w:p>
+            <w:r/>
+            <w:r>
+              <w:rPr>
+                <w:rFonts w:ascii="맑은 고딕" w:hAnsi="맑은 고딕"/>
+                <w:b w:val="0"/>
+                <w:sz w:val="20"/>
+              </w:rPr>
+              <w:t>행사 지원</w:t>
+            </w:r>
+          </w:p>
+        </w:tc>
+        <w:tc>
+          <w:tcPr>
+            <w:tcW w:type="dxa" w:w="3023"/>
+          </w:tcPr>
+          <w:p>
+            <w:r/>
+            <w:r>
+              <w:rPr>
+                <w:rFonts w:ascii="맑은 고딕" w:hAnsi="맑은 고딕"/>
+                <w:b w:val="0"/>
+                <w:sz w:val="20"/>
+              </w:rPr>
+              <w:t>수시</w:t>
+            </w:r>
+          </w:p>
+        </w:tc>
+        <w:tc>
+          <w:tcPr>
+            <w:tcW w:type="dxa" w:w="3023"/>
+          </w:tcPr>
+          <w:p>
+            <w:r/>
+            <w:r>
+              <w:rPr>
+                <w:rFonts w:ascii="맑은 고딕" w:hAnsi="맑은 고딕"/>
+                <w:b w:val="0"/>
+                <w:sz w:val="20"/>
+              </w:rPr>
+              <w:t>—</w:t>
+            </w:r>
+          </w:p>
+        </w:tc>
+      </w:tr>
+    </w:tbl>
+    <w:p/>
+    <w:p>
+      <w:pPr>
+        <w:shd w:fill="FFFFFF" w:val="clear"/>
         <w:spacing w:after="200" w:before="440"/>
         <w:jc w:val="center"/>
       </w:pPr>
@@ -499,7 +689,7 @@
           <w:rFonts w:ascii="맑은 고딕" w:cs="맑은 고딕" w:eastAsia="맑은 고딕" w:hAnsi="맑은 고딕"/>
           <w:b/>
           <w:bCs/>
-          <w:color w:val="FFFFFF"/>
+          <w:color w:val="1A1A1A"/>
           <w:sz w:val="27"/>
           <w:szCs w:val="27"/>
         </w:rPr>
@@ -531,9 +721,6 @@
     </w:p>
     <w:p>
       <w:pPr>
-        <w:pBdr>
-          <w:left w:val="single" w:color="C8714A" w:sz="12"/>
-        </w:pBdr>
         <w:spacing w:after="60" w:before="260"/>
         <w:ind w:left="180"/>
       </w:pPr>
@@ -581,9 +768,6 @@
     </w:p>
     <w:p>
       <w:pPr>
-        <w:pBdr>
-          <w:left w:val="single" w:color="C8714A" w:sz="12"/>
-        </w:pBdr>
         <w:spacing w:after="60" w:before="260"/>
         <w:ind w:left="180"/>
       </w:pPr>
@@ -617,12 +801,12 @@
       <w:tblPr>
         <w:tblW w:type="dxa" w:w="9070"/>
         <w:tblBorders>
-          <w:top w:val="single" w:color="auto" w:sz="4"/>
-          <w:left w:val="single" w:color="auto" w:sz="4"/>
-          <w:bottom w:val="single" w:color="auto" w:sz="4"/>
-          <w:right w:val="single" w:color="auto" w:sz="4"/>
-          <w:insideH w:val="single" w:color="auto" w:sz="4"/>
-          <w:insideV w:val="single" w:color="auto" w:sz="4"/>
+          <w:top w:val="nil"/>
+          <w:left w:val="nil"/>
+          <w:bottom w:val="nil"/>
+          <w:right w:val="nil"/>
+          <w:insideH w:val="nil"/>
+          <w:insideV w:val="nil"/>
         </w:tblBorders>
       </w:tblPr>
       <w:tblGrid>
@@ -632,13 +816,7 @@
         <w:tc>
           <w:tcPr>
             <w:tcW w:type="dxa" w:w="9070"/>
-            <w:tcBorders>
-              <w:top w:val="single" w:color="2A5A3A" w:sz="10"/>
-              <w:left w:val="single" w:color="2A5A3A" w:sz="8"/>
-              <w:bottom w:val="single" w:color="2A5A3A" w:sz="10"/>
-              <w:right w:val="none" w:color="FFFFFF" w:sz="0"/>
-            </w:tcBorders>
-            <w:shd w:fill="F4FBF0" w:val="clear"/>
+            <w:shd w:fill="FFFFFF" w:val="clear"/>
             <w:tcMar>
               <w:top w:type="dxa" w:w="140"/>
               <w:left w:type="dxa" w:w="280"/>
@@ -695,10 +873,7 @@
     </w:p>
     <w:p>
       <w:pPr>
-        <w:pBdr>
-          <w:bottom w:val="single" w:color="C8714A" w:sz="8"/>
-        </w:pBdr>
-        <w:shd w:fill="1A3A5C" w:val="clear"/>
+        <w:shd w:fill="FFFFFF" w:val="clear"/>
         <w:spacing w:after="200" w:before="440"/>
         <w:jc w:val="center"/>
       </w:pPr>
@@ -707,7 +882,7 @@
           <w:rFonts w:ascii="맑은 고딕" w:cs="맑은 고딕" w:eastAsia="맑은 고딕" w:hAnsi="맑은 고딕"/>
           <w:b/>
           <w:bCs/>
-          <w:color w:val="FFFFFF"/>
+          <w:color w:val="1A1A1A"/>
           <w:sz w:val="27"/>
           <w:szCs w:val="27"/>
         </w:rPr>
@@ -739,9 +914,6 @@
     </w:p>
     <w:p>
       <w:pPr>
-        <w:pBdr>
-          <w:left w:val="single" w:color="C8714A" w:sz="12"/>
-        </w:pBdr>
         <w:spacing w:after="60" w:before="260"/>
         <w:ind w:left="180"/>
       </w:pPr>
@@ -815,7 +987,7 @@
               <w:bottom w:val="single" w:color="B0C8E0" w:sz="4"/>
               <w:right w:val="single" w:color="B0C8E0" w:sz="4"/>
             </w:tcBorders>
-            <w:shd w:fill="1A3A5C" w:val="clear"/>
+            <w:shd w:fill="FFFFFF" w:val="clear"/>
             <w:tcMar>
               <w:top w:type="dxa" w:w="80"/>
               <w:left w:type="dxa" w:w="100"/>
@@ -832,7 +1004,7 @@
                 <w:rFonts w:ascii="맑은 고딕" w:cs="맑은 고딕" w:eastAsia="맑은 고딕" w:hAnsi="맑은 고딕"/>
                 <w:b/>
                 <w:bCs/>
-                <w:color w:val="FFFFFF"/>
+                <w:color w:val="1A1A1A"/>
                 <w:sz w:val="17"/>
                 <w:szCs w:val="17"/>
               </w:rPr>
@@ -849,7 +1021,7 @@
               <w:bottom w:val="single" w:color="B0C8E0" w:sz="4"/>
               <w:right w:val="single" w:color="B0C8E0" w:sz="4"/>
             </w:tcBorders>
-            <w:shd w:fill="1A3A5C" w:val="clear"/>
+            <w:shd w:fill="FFFFFF" w:val="clear"/>
             <w:tcMar>
               <w:top w:type="dxa" w:w="80"/>
               <w:left w:type="dxa" w:w="100"/>
@@ -866,7 +1038,7 @@
                 <w:rFonts w:ascii="맑은 고딕" w:cs="맑은 고딕" w:eastAsia="맑은 고딕" w:hAnsi="맑은 고딕"/>
                 <w:b/>
                 <w:bCs/>
-                <w:color w:val="FFFFFF"/>
+                <w:color w:val="1A1A1A"/>
                 <w:sz w:val="17"/>
                 <w:szCs w:val="17"/>
               </w:rPr>
@@ -883,7 +1055,7 @@
               <w:bottom w:val="single" w:color="B0C8E0" w:sz="4"/>
               <w:right w:val="single" w:color="B0C8E0" w:sz="4"/>
             </w:tcBorders>
-            <w:shd w:fill="1A3A5C" w:val="clear"/>
+            <w:shd w:fill="FFFFFF" w:val="clear"/>
             <w:tcMar>
               <w:top w:type="dxa" w:w="80"/>
               <w:left w:type="dxa" w:w="100"/>
@@ -900,7 +1072,7 @@
                 <w:rFonts w:ascii="맑은 고딕" w:cs="맑은 고딕" w:eastAsia="맑은 고딕" w:hAnsi="맑은 고딕"/>
                 <w:b/>
                 <w:bCs/>
-                <w:color w:val="FFFFFF"/>
+                <w:color w:val="1A1A1A"/>
                 <w:sz w:val="17"/>
                 <w:szCs w:val="17"/>
               </w:rPr>
@@ -917,7 +1089,7 @@
               <w:bottom w:val="single" w:color="B0C8E0" w:sz="4"/>
               <w:right w:val="single" w:color="B0C8E0" w:sz="4"/>
             </w:tcBorders>
-            <w:shd w:fill="1A3A5C" w:val="clear"/>
+            <w:shd w:fill="FFFFFF" w:val="clear"/>
             <w:tcMar>
               <w:top w:type="dxa" w:w="80"/>
               <w:left w:type="dxa" w:w="100"/>
@@ -934,7 +1106,7 @@
                 <w:rFonts w:ascii="맑은 고딕" w:cs="맑은 고딕" w:eastAsia="맑은 고딕" w:hAnsi="맑은 고딕"/>
                 <w:b/>
                 <w:bCs/>
-                <w:color w:val="FFFFFF"/>
+                <w:color w:val="1A1A1A"/>
                 <w:sz w:val="17"/>
                 <w:szCs w:val="17"/>
               </w:rPr>
@@ -953,7 +1125,7 @@
               <w:bottom w:val="single" w:color="B0C8E0" w:sz="4"/>
               <w:right w:val="single" w:color="B0C8E0" w:sz="4"/>
             </w:tcBorders>
-            <w:shd w:fill="EAF1F8" w:val="clear"/>
+            <w:shd w:fill="FFFFFF" w:val="clear"/>
             <w:tcMar>
               <w:top w:type="dxa" w:w="70"/>
               <w:left w:type="dxa" w:w="100"/>
@@ -987,7 +1159,7 @@
               <w:bottom w:val="single" w:color="B0C8E0" w:sz="4"/>
               <w:right w:val="single" w:color="B0C8E0" w:sz="4"/>
             </w:tcBorders>
-            <w:shd w:fill="EAF1F8" w:val="clear"/>
+            <w:shd w:fill="FFFFFF" w:val="clear"/>
             <w:tcMar>
               <w:top w:type="dxa" w:w="70"/>
               <w:left w:type="dxa" w:w="100"/>
@@ -1021,7 +1193,7 @@
               <w:bottom w:val="single" w:color="B0C8E0" w:sz="4"/>
               <w:right w:val="single" w:color="B0C8E0" w:sz="4"/>
             </w:tcBorders>
-            <w:shd w:fill="EAF1F8" w:val="clear"/>
+            <w:shd w:fill="FFFFFF" w:val="clear"/>
             <w:tcMar>
               <w:top w:type="dxa" w:w="70"/>
               <w:left w:type="dxa" w:w="100"/>
@@ -1055,7 +1227,7 @@
               <w:bottom w:val="single" w:color="B0C8E0" w:sz="4"/>
               <w:right w:val="single" w:color="B0C8E0" w:sz="4"/>
             </w:tcBorders>
-            <w:shd w:fill="EAF1F8" w:val="clear"/>
+            <w:shd w:fill="FFFFFF" w:val="clear"/>
             <w:tcMar>
               <w:top w:type="dxa" w:w="70"/>
               <w:left w:type="dxa" w:w="100"/>
@@ -1229,7 +1401,7 @@
               <w:bottom w:val="single" w:color="B0C8E0" w:sz="4"/>
               <w:right w:val="single" w:color="B0C8E0" w:sz="4"/>
             </w:tcBorders>
-            <w:shd w:fill="EAF1F8" w:val="clear"/>
+            <w:shd w:fill="FFFFFF" w:val="clear"/>
             <w:tcMar>
               <w:top w:type="dxa" w:w="70"/>
               <w:left w:type="dxa" w:w="100"/>
@@ -1263,7 +1435,7 @@
               <w:bottom w:val="single" w:color="B0C8E0" w:sz="4"/>
               <w:right w:val="single" w:color="B0C8E0" w:sz="4"/>
             </w:tcBorders>
-            <w:shd w:fill="EAF1F8" w:val="clear"/>
+            <w:shd w:fill="FFFFFF" w:val="clear"/>
             <w:tcMar>
               <w:top w:type="dxa" w:w="70"/>
               <w:left w:type="dxa" w:w="100"/>
@@ -1297,7 +1469,7 @@
               <w:bottom w:val="single" w:color="B0C8E0" w:sz="4"/>
               <w:right w:val="single" w:color="B0C8E0" w:sz="4"/>
             </w:tcBorders>
-            <w:shd w:fill="EAF1F8" w:val="clear"/>
+            <w:shd w:fill="FFFFFF" w:val="clear"/>
             <w:tcMar>
               <w:top w:type="dxa" w:w="70"/>
               <w:left w:type="dxa" w:w="100"/>
@@ -1331,7 +1503,7 @@
               <w:bottom w:val="single" w:color="B0C8E0" w:sz="4"/>
               <w:right w:val="single" w:color="B0C8E0" w:sz="4"/>
             </w:tcBorders>
-            <w:shd w:fill="EAF1F8" w:val="clear"/>
+            <w:shd w:fill="FFFFFF" w:val="clear"/>
             <w:tcMar>
               <w:top w:type="dxa" w:w="70"/>
               <w:left w:type="dxa" w:w="100"/>
@@ -1505,7 +1677,7 @@
               <w:bottom w:val="single" w:color="B0C8E0" w:sz="4"/>
               <w:right w:val="single" w:color="B0C8E0" w:sz="4"/>
             </w:tcBorders>
-            <w:shd w:fill="EAF1F8" w:val="clear"/>
+            <w:shd w:fill="FFFFFF" w:val="clear"/>
             <w:tcMar>
               <w:top w:type="dxa" w:w="70"/>
               <w:left w:type="dxa" w:w="100"/>
@@ -1539,7 +1711,7 @@
               <w:bottom w:val="single" w:color="B0C8E0" w:sz="4"/>
               <w:right w:val="single" w:color="B0C8E0" w:sz="4"/>
             </w:tcBorders>
-            <w:shd w:fill="EAF1F8" w:val="clear"/>
+            <w:shd w:fill="FFFFFF" w:val="clear"/>
             <w:tcMar>
               <w:top w:type="dxa" w:w="70"/>
               <w:left w:type="dxa" w:w="100"/>
@@ -1573,7 +1745,7 @@
               <w:bottom w:val="single" w:color="B0C8E0" w:sz="4"/>
               <w:right w:val="single" w:color="B0C8E0" w:sz="4"/>
             </w:tcBorders>
-            <w:shd w:fill="EAF1F8" w:val="clear"/>
+            <w:shd w:fill="FFFFFF" w:val="clear"/>
             <w:tcMar>
               <w:top w:type="dxa" w:w="70"/>
               <w:left w:type="dxa" w:w="100"/>
@@ -1607,7 +1779,7 @@
               <w:bottom w:val="single" w:color="B0C8E0" w:sz="4"/>
               <w:right w:val="single" w:color="B0C8E0" w:sz="4"/>
             </w:tcBorders>
-            <w:shd w:fill="EAF1F8" w:val="clear"/>
+            <w:shd w:fill="FFFFFF" w:val="clear"/>
             <w:tcMar>
               <w:top w:type="dxa" w:w="70"/>
               <w:left w:type="dxa" w:w="100"/>
@@ -1781,7 +1953,7 @@
               <w:bottom w:val="single" w:color="B0C8E0" w:sz="4"/>
               <w:right w:val="single" w:color="B0C8E0" w:sz="4"/>
             </w:tcBorders>
-            <w:shd w:fill="EAF1F8" w:val="clear"/>
+            <w:shd w:fill="FFFFFF" w:val="clear"/>
             <w:tcMar>
               <w:top w:type="dxa" w:w="70"/>
               <w:left w:type="dxa" w:w="100"/>
@@ -1815,7 +1987,7 @@
               <w:bottom w:val="single" w:color="B0C8E0" w:sz="4"/>
               <w:right w:val="single" w:color="B0C8E0" w:sz="4"/>
             </w:tcBorders>
-            <w:shd w:fill="EAF1F8" w:val="clear"/>
+            <w:shd w:fill="FFFFFF" w:val="clear"/>
             <w:tcMar>
               <w:top w:type="dxa" w:w="70"/>
               <w:left w:type="dxa" w:w="100"/>
@@ -1849,7 +2021,7 @@
               <w:bottom w:val="single" w:color="B0C8E0" w:sz="4"/>
               <w:right w:val="single" w:color="B0C8E0" w:sz="4"/>
             </w:tcBorders>
-            <w:shd w:fill="EAF1F8" w:val="clear"/>
+            <w:shd w:fill="FFFFFF" w:val="clear"/>
             <w:tcMar>
               <w:top w:type="dxa" w:w="70"/>
               <w:left w:type="dxa" w:w="100"/>
@@ -1883,7 +2055,7 @@
               <w:bottom w:val="single" w:color="B0C8E0" w:sz="4"/>
               <w:right w:val="single" w:color="B0C8E0" w:sz="4"/>
             </w:tcBorders>
-            <w:shd w:fill="EAF1F8" w:val="clear"/>
+            <w:shd w:fill="FFFFFF" w:val="clear"/>
             <w:tcMar>
               <w:top w:type="dxa" w:w="70"/>
               <w:left w:type="dxa" w:w="100"/>
@@ -1926,9 +2098,6 @@
     </w:p>
     <w:p>
       <w:pPr>
-        <w:pBdr>
-          <w:left w:val="single" w:color="C8714A" w:sz="12"/>
-        </w:pBdr>
         <w:spacing w:after="60" w:before="260"/>
         <w:ind w:left="180"/>
       </w:pPr>
@@ -2008,10 +2177,7 @@
     </w:p>
     <w:p>
       <w:pPr>
-        <w:pBdr>
-          <w:bottom w:val="single" w:color="C8714A" w:sz="8"/>
-        </w:pBdr>
-        <w:shd w:fill="1A3A5C" w:val="clear"/>
+        <w:shd w:fill="FFFFFF" w:val="clear"/>
         <w:spacing w:after="200" w:before="440"/>
         <w:jc w:val="center"/>
       </w:pPr>
@@ -2020,7 +2186,7 @@
           <w:rFonts w:ascii="맑은 고딕" w:cs="맑은 고딕" w:eastAsia="맑은 고딕" w:hAnsi="맑은 고딕"/>
           <w:b/>
           <w:bCs/>
-          <w:color w:val="FFFFFF"/>
+          <w:color w:val="1A1A1A"/>
           <w:sz w:val="27"/>
           <w:szCs w:val="27"/>
         </w:rPr>
@@ -2052,9 +2218,6 @@
     </w:p>
     <w:p>
       <w:pPr>
-        <w:pBdr>
-          <w:left w:val="single" w:color="C8714A" w:sz="12"/>
-        </w:pBdr>
         <w:spacing w:after="60" w:before="260"/>
         <w:ind w:left="180"/>
       </w:pPr>
@@ -2112,7 +2275,7 @@
               <w:bottom w:val="single" w:color="B0C8E0" w:sz="4"/>
               <w:right w:val="single" w:color="B0C8E0" w:sz="4"/>
             </w:tcBorders>
-            <w:shd w:fill="1A3A5C" w:val="clear"/>
+            <w:shd w:fill="FFFFFF" w:val="clear"/>
             <w:tcMar>
               <w:top w:type="dxa" w:w="80"/>
               <w:left w:type="dxa" w:w="100"/>
@@ -2129,7 +2292,7 @@
                 <w:rFonts w:ascii="맑은 고딕" w:cs="맑은 고딕" w:eastAsia="맑은 고딕" w:hAnsi="맑은 고딕"/>
                 <w:b/>
                 <w:bCs/>
-                <w:color w:val="FFFFFF"/>
+                <w:color w:val="1A1A1A"/>
                 <w:sz w:val="17"/>
                 <w:szCs w:val="17"/>
               </w:rPr>
@@ -2146,7 +2309,7 @@
               <w:bottom w:val="single" w:color="B0C8E0" w:sz="4"/>
               <w:right w:val="single" w:color="B0C8E0" w:sz="4"/>
             </w:tcBorders>
-            <w:shd w:fill="1A3A5C" w:val="clear"/>
+            <w:shd w:fill="FFFFFF" w:val="clear"/>
             <w:tcMar>
               <w:top w:type="dxa" w:w="80"/>
               <w:left w:type="dxa" w:w="100"/>
@@ -2163,7 +2326,7 @@
                 <w:rFonts w:ascii="맑은 고딕" w:cs="맑은 고딕" w:eastAsia="맑은 고딕" w:hAnsi="맑은 고딕"/>
                 <w:b/>
                 <w:bCs/>
-                <w:color w:val="FFFFFF"/>
+                <w:color w:val="1A1A1A"/>
                 <w:sz w:val="17"/>
                 <w:szCs w:val="17"/>
               </w:rPr>
@@ -2180,7 +2343,7 @@
               <w:bottom w:val="single" w:color="B0C8E0" w:sz="4"/>
               <w:right w:val="single" w:color="B0C8E0" w:sz="4"/>
             </w:tcBorders>
-            <w:shd w:fill="1A3A5C" w:val="clear"/>
+            <w:shd w:fill="FFFFFF" w:val="clear"/>
             <w:tcMar>
               <w:top w:type="dxa" w:w="80"/>
               <w:left w:type="dxa" w:w="100"/>
@@ -2197,7 +2360,7 @@
                 <w:rFonts w:ascii="맑은 고딕" w:cs="맑은 고딕" w:eastAsia="맑은 고딕" w:hAnsi="맑은 고딕"/>
                 <w:b/>
                 <w:bCs/>
-                <w:color w:val="FFFFFF"/>
+                <w:color w:val="1A1A1A"/>
                 <w:sz w:val="17"/>
                 <w:szCs w:val="17"/>
               </w:rPr>
@@ -2214,7 +2377,7 @@
               <w:bottom w:val="single" w:color="B0C8E0" w:sz="4"/>
               <w:right w:val="single" w:color="B0C8E0" w:sz="4"/>
             </w:tcBorders>
-            <w:shd w:fill="1A3A5C" w:val="clear"/>
+            <w:shd w:fill="FFFFFF" w:val="clear"/>
             <w:tcMar>
               <w:top w:type="dxa" w:w="80"/>
               <w:left w:type="dxa" w:w="100"/>
@@ -2231,7 +2394,7 @@
                 <w:rFonts w:ascii="맑은 고딕" w:cs="맑은 고딕" w:eastAsia="맑은 고딕" w:hAnsi="맑은 고딕"/>
                 <w:b/>
                 <w:bCs/>
-                <w:color w:val="FFFFFF"/>
+                <w:color w:val="1A1A1A"/>
                 <w:sz w:val="17"/>
                 <w:szCs w:val="17"/>
               </w:rPr>
@@ -2250,7 +2413,7 @@
               <w:bottom w:val="single" w:color="B0C8E0" w:sz="4"/>
               <w:right w:val="single" w:color="B0C8E0" w:sz="4"/>
             </w:tcBorders>
-            <w:shd w:fill="EAF1F8" w:val="clear"/>
+            <w:shd w:fill="FFFFFF" w:val="clear"/>
             <w:tcMar>
               <w:top w:type="dxa" w:w="70"/>
               <w:left w:type="dxa" w:w="100"/>
@@ -2284,7 +2447,7 @@
               <w:bottom w:val="single" w:color="B0C8E0" w:sz="4"/>
               <w:right w:val="single" w:color="B0C8E0" w:sz="4"/>
             </w:tcBorders>
-            <w:shd w:fill="EAF1F8" w:val="clear"/>
+            <w:shd w:fill="FFFFFF" w:val="clear"/>
             <w:tcMar>
               <w:top w:type="dxa" w:w="70"/>
               <w:left w:type="dxa" w:w="100"/>
@@ -2318,7 +2481,7 @@
               <w:bottom w:val="single" w:color="B0C8E0" w:sz="4"/>
               <w:right w:val="single" w:color="B0C8E0" w:sz="4"/>
             </w:tcBorders>
-            <w:shd w:fill="EAF1F8" w:val="clear"/>
+            <w:shd w:fill="FFFFFF" w:val="clear"/>
             <w:tcMar>
               <w:top w:type="dxa" w:w="70"/>
               <w:left w:type="dxa" w:w="100"/>
@@ -2352,7 +2515,7 @@
               <w:bottom w:val="single" w:color="B0C8E0" w:sz="4"/>
               <w:right w:val="single" w:color="B0C8E0" w:sz="4"/>
             </w:tcBorders>
-            <w:shd w:fill="EAF1F8" w:val="clear"/>
+            <w:shd w:fill="FFFFFF" w:val="clear"/>
             <w:tcMar>
               <w:top w:type="dxa" w:w="70"/>
               <w:left w:type="dxa" w:w="100"/>
@@ -2526,7 +2689,7 @@
               <w:bottom w:val="single" w:color="B0C8E0" w:sz="4"/>
               <w:right w:val="single" w:color="B0C8E0" w:sz="4"/>
             </w:tcBorders>
-            <w:shd w:fill="EAF1F8" w:val="clear"/>
+            <w:shd w:fill="FFFFFF" w:val="clear"/>
             <w:tcMar>
               <w:top w:type="dxa" w:w="70"/>
               <w:left w:type="dxa" w:w="100"/>
@@ -2560,7 +2723,7 @@
               <w:bottom w:val="single" w:color="B0C8E0" w:sz="4"/>
               <w:right w:val="single" w:color="B0C8E0" w:sz="4"/>
             </w:tcBorders>
-            <w:shd w:fill="EAF1F8" w:val="clear"/>
+            <w:shd w:fill="FFFFFF" w:val="clear"/>
             <w:tcMar>
               <w:top w:type="dxa" w:w="70"/>
               <w:left w:type="dxa" w:w="100"/>
@@ -2594,7 +2757,7 @@
               <w:bottom w:val="single" w:color="B0C8E0" w:sz="4"/>
               <w:right w:val="single" w:color="B0C8E0" w:sz="4"/>
             </w:tcBorders>
-            <w:shd w:fill="EAF1F8" w:val="clear"/>
+            <w:shd w:fill="FFFFFF" w:val="clear"/>
             <w:tcMar>
               <w:top w:type="dxa" w:w="70"/>
               <w:left w:type="dxa" w:w="100"/>
@@ -2628,7 +2791,7 @@
               <w:bottom w:val="single" w:color="B0C8E0" w:sz="4"/>
               <w:right w:val="single" w:color="B0C8E0" w:sz="4"/>
             </w:tcBorders>
-            <w:shd w:fill="EAF1F8" w:val="clear"/>
+            <w:shd w:fill="FFFFFF" w:val="clear"/>
             <w:tcMar>
               <w:top w:type="dxa" w:w="70"/>
               <w:left w:type="dxa" w:w="100"/>
@@ -2802,7 +2965,7 @@
               <w:bottom w:val="single" w:color="B0C8E0" w:sz="4"/>
               <w:right w:val="single" w:color="B0C8E0" w:sz="4"/>
             </w:tcBorders>
-            <w:shd w:fill="EAF1F8" w:val="clear"/>
+            <w:shd w:fill="FFFFFF" w:val="clear"/>
             <w:tcMar>
               <w:top w:type="dxa" w:w="70"/>
               <w:left w:type="dxa" w:w="100"/>
@@ -2836,7 +2999,7 @@
               <w:bottom w:val="single" w:color="B0C8E0" w:sz="4"/>
               <w:right w:val="single" w:color="B0C8E0" w:sz="4"/>
             </w:tcBorders>
-            <w:shd w:fill="EAF1F8" w:val="clear"/>
+            <w:shd w:fill="FFFFFF" w:val="clear"/>
             <w:tcMar>
               <w:top w:type="dxa" w:w="70"/>
               <w:left w:type="dxa" w:w="100"/>
@@ -2870,7 +3033,7 @@
               <w:bottom w:val="single" w:color="B0C8E0" w:sz="4"/>
               <w:right w:val="single" w:color="B0C8E0" w:sz="4"/>
             </w:tcBorders>
-            <w:shd w:fill="EAF1F8" w:val="clear"/>
+            <w:shd w:fill="FFFFFF" w:val="clear"/>
             <w:tcMar>
               <w:top w:type="dxa" w:w="70"/>
               <w:left w:type="dxa" w:w="100"/>
@@ -2904,7 +3067,7 @@
               <w:bottom w:val="single" w:color="B0C8E0" w:sz="4"/>
               <w:right w:val="single" w:color="B0C8E0" w:sz="4"/>
             </w:tcBorders>
-            <w:shd w:fill="EAF1F8" w:val="clear"/>
+            <w:shd w:fill="FFFFFF" w:val="clear"/>
             <w:tcMar>
               <w:top w:type="dxa" w:w="70"/>
               <w:left w:type="dxa" w:w="100"/>
@@ -3085,9 +3248,6 @@
     </w:p>
     <w:p>
       <w:pPr>
-        <w:pBdr>
-          <w:left w:val="single" w:color="C8714A" w:sz="12"/>
-        </w:pBdr>
         <w:spacing w:after="60" w:before="260"/>
         <w:ind w:left="180"/>
       </w:pPr>
@@ -3231,9 +3391,6 @@
     </w:p>
     <w:p>
       <w:pPr>
-        <w:pBdr>
-          <w:left w:val="single" w:color="C8714A" w:sz="12"/>
-        </w:pBdr>
         <w:spacing w:after="60" w:before="260"/>
         <w:ind w:left="180"/>
       </w:pPr>
@@ -3393,9 +3550,6 @@
     </w:p>
     <w:p>
       <w:pPr>
-        <w:pBdr>
-          <w:left w:val="single" w:color="C8714A" w:sz="12"/>
-        </w:pBdr>
         <w:spacing w:after="60" w:before="260"/>
         <w:ind w:left="180"/>
       </w:pPr>
@@ -3429,12 +3583,12 @@
       <w:tblPr>
         <w:tblW w:type="dxa" w:w="9070"/>
         <w:tblBorders>
-          <w:top w:val="single" w:color="auto" w:sz="4"/>
-          <w:left w:val="single" w:color="auto" w:sz="4"/>
-          <w:bottom w:val="single" w:color="auto" w:sz="4"/>
-          <w:right w:val="single" w:color="auto" w:sz="4"/>
-          <w:insideH w:val="single" w:color="auto" w:sz="4"/>
-          <w:insideV w:val="single" w:color="auto" w:sz="4"/>
+          <w:top w:val="nil"/>
+          <w:left w:val="nil"/>
+          <w:bottom w:val="nil"/>
+          <w:right w:val="nil"/>
+          <w:insideH w:val="nil"/>
+          <w:insideV w:val="nil"/>
         </w:tblBorders>
       </w:tblPr>
       <w:tblGrid>
@@ -3444,13 +3598,7 @@
         <w:tc>
           <w:tcPr>
             <w:tcW w:type="dxa" w:w="9070"/>
-            <w:tcBorders>
-              <w:top w:val="single" w:color="1E5C38" w:sz="10"/>
-              <w:left w:val="single" w:color="1E5C38" w:sz="6"/>
-              <w:bottom w:val="single" w:color="1E5C38" w:sz="10"/>
-              <w:right w:val="none" w:color="FFFFFF" w:sz="0"/>
-            </w:tcBorders>
-            <w:shd w:fill="F0FDF4" w:val="clear"/>
+            <w:shd w:fill="FFFFFF" w:val="clear"/>
             <w:tcMar>
               <w:top w:type="dxa" w:w="140"/>
               <w:left w:type="dxa" w:w="260"/>
@@ -3643,10 +3791,7 @@
     </w:p>
     <w:p>
       <w:pPr>
-        <w:pBdr>
-          <w:bottom w:val="single" w:color="C8714A" w:sz="8"/>
-        </w:pBdr>
-        <w:shd w:fill="1A3A5C" w:val="clear"/>
+        <w:shd w:fill="FFFFFF" w:val="clear"/>
         <w:spacing w:after="200" w:before="440"/>
         <w:jc w:val="center"/>
       </w:pPr>
@@ -3655,7 +3800,7 @@
           <w:rFonts w:ascii="맑은 고딕" w:cs="맑은 고딕" w:eastAsia="맑은 고딕" w:hAnsi="맑은 고딕"/>
           <w:b/>
           <w:bCs/>
-          <w:color w:val="FFFFFF"/>
+          <w:color w:val="1A1A1A"/>
           <w:sz w:val="27"/>
           <w:szCs w:val="27"/>
         </w:rPr>
@@ -3687,9 +3832,6 @@
     </w:p>
     <w:p>
       <w:pPr>
-        <w:pBdr>
-          <w:left w:val="single" w:color="C8714A" w:sz="12"/>
-        </w:pBdr>
         <w:spacing w:after="60" w:before="260"/>
         <w:ind w:left="180"/>
       </w:pPr>
@@ -3753,9 +3895,6 @@
     </w:p>
     <w:p>
       <w:pPr>
-        <w:pBdr>
-          <w:left w:val="single" w:color="C8714A" w:sz="12"/>
-        </w:pBdr>
         <w:spacing w:after="60" w:before="260"/>
         <w:ind w:left="180"/>
       </w:pPr>
@@ -3899,9 +4038,6 @@
     </w:p>
     <w:p>
       <w:pPr>
-        <w:pBdr>
-          <w:left w:val="single" w:color="C8714A" w:sz="12"/>
-        </w:pBdr>
         <w:spacing w:after="60" w:before="260"/>
         <w:ind w:left="180"/>
       </w:pPr>
@@ -3983,12 +4119,12 @@
       <w:tblPr>
         <w:tblW w:type="dxa" w:w="9070"/>
         <w:tblBorders>
-          <w:top w:val="single" w:color="auto" w:sz="4"/>
-          <w:left w:val="single" w:color="auto" w:sz="4"/>
-          <w:bottom w:val="single" w:color="auto" w:sz="4"/>
-          <w:right w:val="single" w:color="auto" w:sz="4"/>
-          <w:insideH w:val="single" w:color="auto" w:sz="4"/>
-          <w:insideV w:val="single" w:color="auto" w:sz="4"/>
+          <w:top w:val="nil"/>
+          <w:left w:val="nil"/>
+          <w:bottom w:val="nil"/>
+          <w:right w:val="nil"/>
+          <w:insideH w:val="nil"/>
+          <w:insideV w:val="nil"/>
         </w:tblBorders>
       </w:tblPr>
       <w:tblGrid>
@@ -3998,13 +4134,7 @@
         <w:tc>
           <w:tcPr>
             <w:tcW w:type="dxa" w:w="9070"/>
-            <w:tcBorders>
-              <w:top w:val="single" w:color="B0C8E0" w:sz="4"/>
-              <w:left w:val="single" w:color="B0C8E0" w:sz="4"/>
-              <w:bottom w:val="single" w:color="B0C8E0" w:sz="4"/>
-              <w:right w:val="single" w:color="B0C8E0" w:sz="4"/>
-            </w:tcBorders>
-            <w:shd w:fill="EAF1F8" w:val="clear"/>
+            <w:shd w:fill="FFFFFF" w:val="clear"/>
             <w:tcMar>
               <w:top w:type="dxa" w:w="180"/>
               <w:left w:type="dxa" w:w="300"/>
@@ -4100,9 +4230,6 @@
     </w:p>
     <w:p>
       <w:pPr>
-        <w:pBdr>
-          <w:bottom w:val="single" w:color="C8714A" w:sz="6"/>
-        </w:pBdr>
         <w:spacing w:after="80" w:before="0"/>
         <w:jc w:val="center"/>
       </w:pPr>
@@ -4205,7 +4332,7 @@
               <w:bottom w:val="single" w:color="B0C8E0" w:sz="4"/>
               <w:right w:val="single" w:color="B0C8E0" w:sz="4"/>
             </w:tcBorders>
-            <w:shd w:fill="EAF1F8" w:val="clear"/>
+            <w:shd w:fill="FFFFFF" w:val="clear"/>
             <w:tcMar>
               <w:top w:type="dxa" w:w="80"/>
               <w:left w:type="dxa" w:w="160"/>
@@ -4269,7 +4396,7 @@
               <w:bottom w:val="single" w:color="B0C8E0" w:sz="4"/>
               <w:right w:val="single" w:color="B0C8E0" w:sz="4"/>
             </w:tcBorders>
-            <w:shd w:fill="EAF1F8" w:val="clear"/>
+            <w:shd w:fill="FFFFFF" w:val="clear"/>
             <w:tcMar>
               <w:top w:type="dxa" w:w="80"/>
               <w:left w:type="dxa" w:w="160"/>
@@ -4333,7 +4460,7 @@
               <w:bottom w:val="single" w:color="B0C8E0" w:sz="4"/>
               <w:right w:val="single" w:color="B0C8E0" w:sz="4"/>
             </w:tcBorders>
-            <w:shd w:fill="EAF1F8" w:val="clear"/>
+            <w:shd w:fill="FFFFFF" w:val="clear"/>
             <w:tcMar>
               <w:top w:type="dxa" w:w="80"/>
               <w:left w:type="dxa" w:w="160"/>
@@ -4397,7 +4524,7 @@
               <w:bottom w:val="single" w:color="B0C8E0" w:sz="4"/>
               <w:right w:val="single" w:color="B0C8E0" w:sz="4"/>
             </w:tcBorders>
-            <w:shd w:fill="EAF1F8" w:val="clear"/>
+            <w:shd w:fill="FFFFFF" w:val="clear"/>
             <w:tcMar>
               <w:top w:type="dxa" w:w="80"/>
               <w:left w:type="dxa" w:w="160"/>
@@ -4461,7 +4588,7 @@
               <w:bottom w:val="single" w:color="B0C8E0" w:sz="4"/>
               <w:right w:val="single" w:color="B0C8E0" w:sz="4"/>
             </w:tcBorders>
-            <w:shd w:fill="EAF1F8" w:val="clear"/>
+            <w:shd w:fill="FFFFFF" w:val="clear"/>
             <w:tcMar>
               <w:top w:type="dxa" w:w="80"/>
               <w:left w:type="dxa" w:w="160"/>
@@ -4554,10 +4681,7 @@
     </w:p>
     <w:p>
       <w:pPr>
-        <w:pBdr>
-          <w:bottom w:val="single" w:color="C8714A" w:sz="8"/>
-        </w:pBdr>
-        <w:shd w:fill="1A3A5C" w:val="clear"/>
+        <w:shd w:fill="FFFFFF" w:val="clear"/>
         <w:spacing w:after="200" w:before="440"/>
         <w:jc w:val="center"/>
       </w:pPr>
@@ -4566,7 +4690,7 @@
           <w:rFonts w:ascii="맑은 고딕" w:cs="맑은 고딕" w:eastAsia="맑은 고딕" w:hAnsi="맑은 고딕"/>
           <w:b/>
           <w:bCs/>
-          <w:color w:val="FFFFFF"/>
+          <w:color w:val="1A1A1A"/>
           <w:sz w:val="27"/>
           <w:szCs w:val="27"/>
         </w:rPr>
@@ -4598,9 +4722,6 @@
     </w:p>
     <w:p>
       <w:pPr>
-        <w:pBdr>
-          <w:left w:val="single" w:color="C8714A" w:sz="12"/>
-        </w:pBdr>
         <w:spacing w:after="60" w:before="260"/>
         <w:ind w:left="180"/>
       </w:pPr>
@@ -4648,9 +4769,6 @@
     </w:p>
     <w:p>
       <w:pPr>
-        <w:pBdr>
-          <w:left w:val="single" w:color="C8714A" w:sz="12"/>
-        </w:pBdr>
         <w:spacing w:after="60" w:before="260"/>
         <w:ind w:left="180"/>
       </w:pPr>
@@ -4708,7 +4826,7 @@
               <w:bottom w:val="single" w:color="B0C8E0" w:sz="4"/>
               <w:right w:val="single" w:color="B0C8E0" w:sz="4"/>
             </w:tcBorders>
-            <w:shd w:fill="1A3A5C" w:val="clear"/>
+            <w:shd w:fill="FFFFFF" w:val="clear"/>
             <w:tcMar>
               <w:top w:type="dxa" w:w="80"/>
               <w:left w:type="dxa" w:w="100"/>
@@ -4725,7 +4843,7 @@
                 <w:rFonts w:ascii="맑은 고딕" w:cs="맑은 고딕" w:eastAsia="맑은 고딕" w:hAnsi="맑은 고딕"/>
                 <w:b/>
                 <w:bCs/>
-                <w:color w:val="FFFFFF"/>
+                <w:color w:val="1A1A1A"/>
                 <w:sz w:val="17"/>
                 <w:szCs w:val="17"/>
               </w:rPr>
@@ -4742,7 +4860,7 @@
               <w:bottom w:val="single" w:color="B0C8E0" w:sz="4"/>
               <w:right w:val="single" w:color="B0C8E0" w:sz="4"/>
             </w:tcBorders>
-            <w:shd w:fill="1A3A5C" w:val="clear"/>
+            <w:shd w:fill="FFFFFF" w:val="clear"/>
             <w:tcMar>
               <w:top w:type="dxa" w:w="80"/>
               <w:left w:type="dxa" w:w="100"/>
@@ -4759,7 +4877,7 @@
                 <w:rFonts w:ascii="맑은 고딕" w:cs="맑은 고딕" w:eastAsia="맑은 고딕" w:hAnsi="맑은 고딕"/>
                 <w:b/>
                 <w:bCs/>
-                <w:color w:val="FFFFFF"/>
+                <w:color w:val="1A1A1A"/>
                 <w:sz w:val="17"/>
                 <w:szCs w:val="17"/>
               </w:rPr>
@@ -4776,7 +4894,7 @@
               <w:bottom w:val="single" w:color="B0C8E0" w:sz="4"/>
               <w:right w:val="single" w:color="B0C8E0" w:sz="4"/>
             </w:tcBorders>
-            <w:shd w:fill="1A3A5C" w:val="clear"/>
+            <w:shd w:fill="FFFFFF" w:val="clear"/>
             <w:tcMar>
               <w:top w:type="dxa" w:w="80"/>
               <w:left w:type="dxa" w:w="100"/>
@@ -4793,7 +4911,7 @@
                 <w:rFonts w:ascii="맑은 고딕" w:cs="맑은 고딕" w:eastAsia="맑은 고딕" w:hAnsi="맑은 고딕"/>
                 <w:b/>
                 <w:bCs/>
-                <w:color w:val="FFFFFF"/>
+                <w:color w:val="1A1A1A"/>
                 <w:sz w:val="17"/>
                 <w:szCs w:val="17"/>
               </w:rPr>
@@ -4810,7 +4928,7 @@
               <w:bottom w:val="single" w:color="B0C8E0" w:sz="4"/>
               <w:right w:val="single" w:color="B0C8E0" w:sz="4"/>
             </w:tcBorders>
-            <w:shd w:fill="1A3A5C" w:val="clear"/>
+            <w:shd w:fill="FFFFFF" w:val="clear"/>
             <w:tcMar>
               <w:top w:type="dxa" w:w="80"/>
               <w:left w:type="dxa" w:w="100"/>
@@ -4827,7 +4945,7 @@
                 <w:rFonts w:ascii="맑은 고딕" w:cs="맑은 고딕" w:eastAsia="맑은 고딕" w:hAnsi="맑은 고딕"/>
                 <w:b/>
                 <w:bCs/>
-                <w:color w:val="FFFFFF"/>
+                <w:color w:val="1A1A1A"/>
                 <w:sz w:val="17"/>
                 <w:szCs w:val="17"/>
               </w:rPr>
@@ -4846,7 +4964,7 @@
               <w:bottom w:val="single" w:color="B0C8E0" w:sz="4"/>
               <w:right w:val="single" w:color="B0C8E0" w:sz="4"/>
             </w:tcBorders>
-            <w:shd w:fill="EAF1F8" w:val="clear"/>
+            <w:shd w:fill="FFFFFF" w:val="clear"/>
             <w:tcMar>
               <w:top w:type="dxa" w:w="70"/>
               <w:left w:type="dxa" w:w="100"/>
@@ -4880,7 +4998,7 @@
               <w:bottom w:val="single" w:color="B0C8E0" w:sz="4"/>
               <w:right w:val="single" w:color="B0C8E0" w:sz="4"/>
             </w:tcBorders>
-            <w:shd w:fill="EAF1F8" w:val="clear"/>
+            <w:shd w:fill="FFFFFF" w:val="clear"/>
             <w:tcMar>
               <w:top w:type="dxa" w:w="70"/>
               <w:left w:type="dxa" w:w="100"/>
@@ -4914,7 +5032,7 @@
               <w:bottom w:val="single" w:color="B0C8E0" w:sz="4"/>
               <w:right w:val="single" w:color="B0C8E0" w:sz="4"/>
             </w:tcBorders>
-            <w:shd w:fill="EAF1F8" w:val="clear"/>
+            <w:shd w:fill="FFFFFF" w:val="clear"/>
             <w:tcMar>
               <w:top w:type="dxa" w:w="70"/>
               <w:left w:type="dxa" w:w="100"/>
@@ -4948,7 +5066,7 @@
               <w:bottom w:val="single" w:color="B0C8E0" w:sz="4"/>
               <w:right w:val="single" w:color="B0C8E0" w:sz="4"/>
             </w:tcBorders>
-            <w:shd w:fill="EAF1F8" w:val="clear"/>
+            <w:shd w:fill="FFFFFF" w:val="clear"/>
             <w:tcMar>
               <w:top w:type="dxa" w:w="70"/>
               <w:left w:type="dxa" w:w="100"/>
@@ -5122,7 +5240,7 @@
               <w:bottom w:val="single" w:color="B0C8E0" w:sz="4"/>
               <w:right w:val="single" w:color="B0C8E0" w:sz="4"/>
             </w:tcBorders>
-            <w:shd w:fill="EAF1F8" w:val="clear"/>
+            <w:shd w:fill="FFFFFF" w:val="clear"/>
             <w:tcMar>
               <w:top w:type="dxa" w:w="70"/>
               <w:left w:type="dxa" w:w="100"/>
@@ -5156,7 +5274,7 @@
               <w:bottom w:val="single" w:color="B0C8E0" w:sz="4"/>
               <w:right w:val="single" w:color="B0C8E0" w:sz="4"/>
             </w:tcBorders>
-            <w:shd w:fill="EAF1F8" w:val="clear"/>
+            <w:shd w:fill="FFFFFF" w:val="clear"/>
             <w:tcMar>
               <w:top w:type="dxa" w:w="70"/>
               <w:left w:type="dxa" w:w="100"/>
@@ -5190,7 +5308,7 @@
               <w:bottom w:val="single" w:color="B0C8E0" w:sz="4"/>
               <w:right w:val="single" w:color="B0C8E0" w:sz="4"/>
             </w:tcBorders>
-            <w:shd w:fill="EAF1F8" w:val="clear"/>
+            <w:shd w:fill="FFFFFF" w:val="clear"/>
             <w:tcMar>
               <w:top w:type="dxa" w:w="70"/>
               <w:left w:type="dxa" w:w="100"/>
@@ -5224,7 +5342,7 @@
               <w:bottom w:val="single" w:color="B0C8E0" w:sz="4"/>
               <w:right w:val="single" w:color="B0C8E0" w:sz="4"/>
             </w:tcBorders>
-            <w:shd w:fill="EAF1F8" w:val="clear"/>
+            <w:shd w:fill="FFFFFF" w:val="clear"/>
             <w:tcMar>
               <w:top w:type="dxa" w:w="70"/>
               <w:left w:type="dxa" w:w="100"/>
@@ -5405,10 +5523,7 @@
     </w:p>
     <w:p>
       <w:pPr>
-        <w:pBdr>
-          <w:bottom w:val="single" w:color="C8714A" w:sz="8"/>
-        </w:pBdr>
-        <w:shd w:fill="1A3A5C" w:val="clear"/>
+        <w:shd w:fill="FFFFFF" w:val="clear"/>
         <w:spacing w:after="200" w:before="440"/>
         <w:jc w:val="center"/>
       </w:pPr>
@@ -5417,7 +5532,7 @@
           <w:rFonts w:ascii="맑은 고딕" w:cs="맑은 고딕" w:eastAsia="맑은 고딕" w:hAnsi="맑은 고딕"/>
           <w:b/>
           <w:bCs/>
-          <w:color w:val="FFFFFF"/>
+          <w:color w:val="1A1A1A"/>
           <w:sz w:val="27"/>
           <w:szCs w:val="27"/>
         </w:rPr>
@@ -5449,9 +5564,6 @@
     </w:p>
     <w:p>
       <w:pPr>
-        <w:pBdr>
-          <w:left w:val="single" w:color="C8714A" w:sz="12"/>
-        </w:pBdr>
         <w:spacing w:after="60" w:before="260"/>
         <w:ind w:left="180"/>
       </w:pPr>
@@ -5579,9 +5691,6 @@
     </w:p>
     <w:p>
       <w:pPr>
-        <w:pBdr>
-          <w:left w:val="single" w:color="C8714A" w:sz="12"/>
-        </w:pBdr>
         <w:spacing w:after="60" w:before="260"/>
         <w:ind w:left="180"/>
       </w:pPr>
@@ -5661,10 +5770,7 @@
     </w:p>
     <w:p>
       <w:pPr>
-        <w:pBdr>
-          <w:bottom w:val="single" w:color="C8714A" w:sz="8"/>
-        </w:pBdr>
-        <w:shd w:fill="1A3A5C" w:val="clear"/>
+        <w:shd w:fill="FFFFFF" w:val="clear"/>
         <w:spacing w:after="200" w:before="440"/>
         <w:jc w:val="center"/>
       </w:pPr>
@@ -5673,7 +5779,7 @@
           <w:rFonts w:ascii="맑은 고딕" w:cs="맑은 고딕" w:eastAsia="맑은 고딕" w:hAnsi="맑은 고딕"/>
           <w:b/>
           <w:bCs/>
-          <w:color w:val="FFFFFF"/>
+          <w:color w:val="1A1A1A"/>
           <w:sz w:val="27"/>
           <w:szCs w:val="27"/>
         </w:rPr>
@@ -5705,9 +5811,6 @@
     </w:p>
     <w:p>
       <w:pPr>
-        <w:pBdr>
-          <w:left w:val="single" w:color="C8714A" w:sz="12"/>
-        </w:pBdr>
         <w:spacing w:after="60" w:before="260"/>
         <w:ind w:left="180"/>
       </w:pPr>
@@ -5765,7 +5868,7 @@
               <w:bottom w:val="single" w:color="B0C8E0" w:sz="4"/>
               <w:right w:val="single" w:color="B0C8E0" w:sz="4"/>
             </w:tcBorders>
-            <w:shd w:fill="1A3A5C" w:val="clear"/>
+            <w:shd w:fill="FFFFFF" w:val="clear"/>
             <w:tcMar>
               <w:top w:type="dxa" w:w="80"/>
               <w:left w:type="dxa" w:w="100"/>
@@ -5782,7 +5885,7 @@
                 <w:rFonts w:ascii="맑은 고딕" w:cs="맑은 고딕" w:eastAsia="맑은 고딕" w:hAnsi="맑은 고딕"/>
                 <w:b/>
                 <w:bCs/>
-                <w:color w:val="FFFFFF"/>
+                <w:color w:val="1A1A1A"/>
                 <w:sz w:val="17"/>
                 <w:szCs w:val="17"/>
               </w:rPr>
@@ -5799,7 +5902,7 @@
               <w:bottom w:val="single" w:color="B0C8E0" w:sz="4"/>
               <w:right w:val="single" w:color="B0C8E0" w:sz="4"/>
             </w:tcBorders>
-            <w:shd w:fill="1A3A5C" w:val="clear"/>
+            <w:shd w:fill="FFFFFF" w:val="clear"/>
             <w:tcMar>
               <w:top w:type="dxa" w:w="80"/>
               <w:left w:type="dxa" w:w="100"/>
@@ -5816,7 +5919,7 @@
                 <w:rFonts w:ascii="맑은 고딕" w:cs="맑은 고딕" w:eastAsia="맑은 고딕" w:hAnsi="맑은 고딕"/>
                 <w:b/>
                 <w:bCs/>
-                <w:color w:val="FFFFFF"/>
+                <w:color w:val="1A1A1A"/>
                 <w:sz w:val="17"/>
                 <w:szCs w:val="17"/>
               </w:rPr>
@@ -5833,7 +5936,7 @@
               <w:bottom w:val="single" w:color="B0C8E0" w:sz="4"/>
               <w:right w:val="single" w:color="B0C8E0" w:sz="4"/>
             </w:tcBorders>
-            <w:shd w:fill="1A3A5C" w:val="clear"/>
+            <w:shd w:fill="FFFFFF" w:val="clear"/>
             <w:tcMar>
               <w:top w:type="dxa" w:w="80"/>
               <w:left w:type="dxa" w:w="100"/>
@@ -5850,7 +5953,7 @@
                 <w:rFonts w:ascii="맑은 고딕" w:cs="맑은 고딕" w:eastAsia="맑은 고딕" w:hAnsi="맑은 고딕"/>
                 <w:b/>
                 <w:bCs/>
-                <w:color w:val="FFFFFF"/>
+                <w:color w:val="1A1A1A"/>
                 <w:sz w:val="17"/>
                 <w:szCs w:val="17"/>
               </w:rPr>
@@ -5867,7 +5970,7 @@
               <w:bottom w:val="single" w:color="B0C8E0" w:sz="4"/>
               <w:right w:val="single" w:color="B0C8E0" w:sz="4"/>
             </w:tcBorders>
-            <w:shd w:fill="1A3A5C" w:val="clear"/>
+            <w:shd w:fill="FFFFFF" w:val="clear"/>
             <w:tcMar>
               <w:top w:type="dxa" w:w="80"/>
               <w:left w:type="dxa" w:w="100"/>
@@ -5884,7 +5987,7 @@
                 <w:rFonts w:ascii="맑은 고딕" w:cs="맑은 고딕" w:eastAsia="맑은 고딕" w:hAnsi="맑은 고딕"/>
                 <w:b/>
                 <w:bCs/>
-                <w:color w:val="FFFFFF"/>
+                <w:color w:val="1A1A1A"/>
                 <w:sz w:val="17"/>
                 <w:szCs w:val="17"/>
               </w:rPr>
@@ -5903,7 +6006,7 @@
               <w:bottom w:val="single" w:color="B0C8E0" w:sz="4"/>
               <w:right w:val="single" w:color="B0C8E0" w:sz="4"/>
             </w:tcBorders>
-            <w:shd w:fill="EAF1F8" w:val="clear"/>
+            <w:shd w:fill="FFFFFF" w:val="clear"/>
             <w:tcMar>
               <w:top w:type="dxa" w:w="70"/>
               <w:left w:type="dxa" w:w="100"/>
@@ -5937,7 +6040,7 @@
               <w:bottom w:val="single" w:color="B0C8E0" w:sz="4"/>
               <w:right w:val="single" w:color="B0C8E0" w:sz="4"/>
             </w:tcBorders>
-            <w:shd w:fill="EAF1F8" w:val="clear"/>
+            <w:shd w:fill="FFFFFF" w:val="clear"/>
             <w:tcMar>
               <w:top w:type="dxa" w:w="70"/>
               <w:left w:type="dxa" w:w="100"/>
@@ -5971,7 +6074,7 @@
               <w:bottom w:val="single" w:color="B0C8E0" w:sz="4"/>
               <w:right w:val="single" w:color="B0C8E0" w:sz="4"/>
             </w:tcBorders>
-            <w:shd w:fill="EAF1F8" w:val="clear"/>
+            <w:shd w:fill="FFFFFF" w:val="clear"/>
             <w:tcMar>
               <w:top w:type="dxa" w:w="70"/>
               <w:left w:type="dxa" w:w="100"/>
@@ -6005,7 +6108,7 @@
               <w:bottom w:val="single" w:color="B0C8E0" w:sz="4"/>
               <w:right w:val="single" w:color="B0C8E0" w:sz="4"/>
             </w:tcBorders>
-            <w:shd w:fill="EAF1F8" w:val="clear"/>
+            <w:shd w:fill="FFFFFF" w:val="clear"/>
             <w:tcMar>
               <w:top w:type="dxa" w:w="70"/>
               <w:left w:type="dxa" w:w="100"/>
@@ -6179,7 +6282,7 @@
               <w:bottom w:val="single" w:color="B0C8E0" w:sz="4"/>
               <w:right w:val="single" w:color="B0C8E0" w:sz="4"/>
             </w:tcBorders>
-            <w:shd w:fill="EAF1F8" w:val="clear"/>
+            <w:shd w:fill="FFFFFF" w:val="clear"/>
             <w:tcMar>
               <w:top w:type="dxa" w:w="70"/>
               <w:left w:type="dxa" w:w="100"/>
@@ -6213,7 +6316,7 @@
               <w:bottom w:val="single" w:color="B0C8E0" w:sz="4"/>
               <w:right w:val="single" w:color="B0C8E0" w:sz="4"/>
             </w:tcBorders>
-            <w:shd w:fill="EAF1F8" w:val="clear"/>
+            <w:shd w:fill="FFFFFF" w:val="clear"/>
             <w:tcMar>
               <w:top w:type="dxa" w:w="70"/>
               <w:left w:type="dxa" w:w="100"/>
@@ -6247,7 +6350,7 @@
               <w:bottom w:val="single" w:color="B0C8E0" w:sz="4"/>
               <w:right w:val="single" w:color="B0C8E0" w:sz="4"/>
             </w:tcBorders>
-            <w:shd w:fill="EAF1F8" w:val="clear"/>
+            <w:shd w:fill="FFFFFF" w:val="clear"/>
             <w:tcMar>
               <w:top w:type="dxa" w:w="70"/>
               <w:left w:type="dxa" w:w="100"/>
@@ -6281,7 +6384,7 @@
               <w:bottom w:val="single" w:color="B0C8E0" w:sz="4"/>
               <w:right w:val="single" w:color="B0C8E0" w:sz="4"/>
             </w:tcBorders>
-            <w:shd w:fill="EAF1F8" w:val="clear"/>
+            <w:shd w:fill="FFFFFF" w:val="clear"/>
             <w:tcMar>
               <w:top w:type="dxa" w:w="70"/>
               <w:left w:type="dxa" w:w="100"/>
@@ -6455,7 +6558,7 @@
               <w:bottom w:val="single" w:color="B0C8E0" w:sz="4"/>
               <w:right w:val="single" w:color="B0C8E0" w:sz="4"/>
             </w:tcBorders>
-            <w:shd w:fill="EAF1F8" w:val="clear"/>
+            <w:shd w:fill="FFFFFF" w:val="clear"/>
             <w:tcMar>
               <w:top w:type="dxa" w:w="70"/>
               <w:left w:type="dxa" w:w="100"/>
@@ -6489,7 +6592,7 @@
               <w:bottom w:val="single" w:color="B0C8E0" w:sz="4"/>
               <w:right w:val="single" w:color="B0C8E0" w:sz="4"/>
             </w:tcBorders>
-            <w:shd w:fill="EAF1F8" w:val="clear"/>
+            <w:shd w:fill="FFFFFF" w:val="clear"/>
             <w:tcMar>
               <w:top w:type="dxa" w:w="70"/>
               <w:left w:type="dxa" w:w="100"/>
@@ -6523,7 +6626,7 @@
               <w:bottom w:val="single" w:color="B0C8E0" w:sz="4"/>
               <w:right w:val="single" w:color="B0C8E0" w:sz="4"/>
             </w:tcBorders>
-            <w:shd w:fill="EAF1F8" w:val="clear"/>
+            <w:shd w:fill="FFFFFF" w:val="clear"/>
             <w:tcMar>
               <w:top w:type="dxa" w:w="70"/>
               <w:left w:type="dxa" w:w="100"/>
@@ -6557,7 +6660,7 @@
               <w:bottom w:val="single" w:color="B0C8E0" w:sz="4"/>
               <w:right w:val="single" w:color="B0C8E0" w:sz="4"/>
             </w:tcBorders>
-            <w:shd w:fill="EAF1F8" w:val="clear"/>
+            <w:shd w:fill="FFFFFF" w:val="clear"/>
             <w:tcMar>
               <w:top w:type="dxa" w:w="70"/>
               <w:left w:type="dxa" w:w="100"/>
@@ -6738,9 +6841,6 @@
     </w:p>
     <w:p>
       <w:pPr>
-        <w:pBdr>
-          <w:left w:val="single" w:color="C8714A" w:sz="12"/>
-        </w:pBdr>
         <w:spacing w:after="60" w:before="260"/>
         <w:ind w:left="180"/>
       </w:pPr>
@@ -6804,10 +6904,7 @@
     </w:p>
     <w:p>
       <w:pPr>
-        <w:pBdr>
-          <w:bottom w:val="single" w:color="C8714A" w:sz="8"/>
-        </w:pBdr>
-        <w:shd w:fill="1A3A5C" w:val="clear"/>
+        <w:shd w:fill="FFFFFF" w:val="clear"/>
         <w:spacing w:after="200" w:before="440"/>
         <w:jc w:val="center"/>
       </w:pPr>
@@ -6816,7 +6913,7 @@
           <w:rFonts w:ascii="맑은 고딕" w:cs="맑은 고딕" w:eastAsia="맑은 고딕" w:hAnsi="맑은 고딕"/>
           <w:b/>
           <w:bCs/>
-          <w:color w:val="FFFFFF"/>
+          <w:color w:val="1A1A1A"/>
           <w:sz w:val="27"/>
           <w:szCs w:val="27"/>
         </w:rPr>
@@ -6848,9 +6945,6 @@
     </w:p>
     <w:p>
       <w:pPr>
-        <w:pBdr>
-          <w:left w:val="single" w:color="C8714A" w:sz="12"/>
-        </w:pBdr>
         <w:spacing w:after="60" w:before="260"/>
         <w:ind w:left="180"/>
       </w:pPr>
@@ -6924,7 +7018,7 @@
               <w:bottom w:val="single" w:color="B0C8E0" w:sz="4"/>
               <w:right w:val="single" w:color="B0C8E0" w:sz="4"/>
             </w:tcBorders>
-            <w:shd w:fill="1A3A5C" w:val="clear"/>
+            <w:shd w:fill="FFFFFF" w:val="clear"/>
             <w:tcMar>
               <w:top w:type="dxa" w:w="80"/>
               <w:left w:type="dxa" w:w="100"/>
@@ -6941,7 +7035,7 @@
                 <w:rFonts w:ascii="맑은 고딕" w:cs="맑은 고딕" w:eastAsia="맑은 고딕" w:hAnsi="맑은 고딕"/>
                 <w:b/>
                 <w:bCs/>
-                <w:color w:val="FFFFFF"/>
+                <w:color w:val="1A1A1A"/>
                 <w:sz w:val="17"/>
                 <w:szCs w:val="17"/>
               </w:rPr>
@@ -6958,7 +7052,7 @@
               <w:bottom w:val="single" w:color="B0C8E0" w:sz="4"/>
               <w:right w:val="single" w:color="B0C8E0" w:sz="4"/>
             </w:tcBorders>
-            <w:shd w:fill="1A3A5C" w:val="clear"/>
+            <w:shd w:fill="FFFFFF" w:val="clear"/>
             <w:tcMar>
               <w:top w:type="dxa" w:w="80"/>
               <w:left w:type="dxa" w:w="100"/>
@@ -6975,7 +7069,7 @@
                 <w:rFonts w:ascii="맑은 고딕" w:cs="맑은 고딕" w:eastAsia="맑은 고딕" w:hAnsi="맑은 고딕"/>
                 <w:b/>
                 <w:bCs/>
-                <w:color w:val="FFFFFF"/>
+                <w:color w:val="1A1A1A"/>
                 <w:sz w:val="17"/>
                 <w:szCs w:val="17"/>
               </w:rPr>
@@ -6992,7 +7086,7 @@
               <w:bottom w:val="single" w:color="B0C8E0" w:sz="4"/>
               <w:right w:val="single" w:color="B0C8E0" w:sz="4"/>
             </w:tcBorders>
-            <w:shd w:fill="1A3A5C" w:val="clear"/>
+            <w:shd w:fill="FFFFFF" w:val="clear"/>
             <w:tcMar>
               <w:top w:type="dxa" w:w="80"/>
               <w:left w:type="dxa" w:w="100"/>
@@ -7009,7 +7103,7 @@
                 <w:rFonts w:ascii="맑은 고딕" w:cs="맑은 고딕" w:eastAsia="맑은 고딕" w:hAnsi="맑은 고딕"/>
                 <w:b/>
                 <w:bCs/>
-                <w:color w:val="FFFFFF"/>
+                <w:color w:val="1A1A1A"/>
                 <w:sz w:val="17"/>
                 <w:szCs w:val="17"/>
               </w:rPr>
@@ -7026,7 +7120,7 @@
               <w:bottom w:val="single" w:color="B0C8E0" w:sz="4"/>
               <w:right w:val="single" w:color="B0C8E0" w:sz="4"/>
             </w:tcBorders>
-            <w:shd w:fill="1A3A5C" w:val="clear"/>
+            <w:shd w:fill="FFFFFF" w:val="clear"/>
             <w:tcMar>
               <w:top w:type="dxa" w:w="80"/>
               <w:left w:type="dxa" w:w="100"/>
@@ -7043,7 +7137,7 @@
                 <w:rFonts w:ascii="맑은 고딕" w:cs="맑은 고딕" w:eastAsia="맑은 고딕" w:hAnsi="맑은 고딕"/>
                 <w:b/>
                 <w:bCs/>
-                <w:color w:val="FFFFFF"/>
+                <w:color w:val="1A1A1A"/>
                 <w:sz w:val="17"/>
                 <w:szCs w:val="17"/>
               </w:rPr>
@@ -7062,7 +7156,7 @@
               <w:bottom w:val="single" w:color="B0C8E0" w:sz="4"/>
               <w:right w:val="single" w:color="B0C8E0" w:sz="4"/>
             </w:tcBorders>
-            <w:shd w:fill="EAF1F8" w:val="clear"/>
+            <w:shd w:fill="FFFFFF" w:val="clear"/>
             <w:tcMar>
               <w:top w:type="dxa" w:w="70"/>
               <w:left w:type="dxa" w:w="100"/>
@@ -7096,7 +7190,7 @@
               <w:bottom w:val="single" w:color="B0C8E0" w:sz="4"/>
               <w:right w:val="single" w:color="B0C8E0" w:sz="4"/>
             </w:tcBorders>
-            <w:shd w:fill="EAF1F8" w:val="clear"/>
+            <w:shd w:fill="FFFFFF" w:val="clear"/>
             <w:tcMar>
               <w:top w:type="dxa" w:w="70"/>
               <w:left w:type="dxa" w:w="100"/>
@@ -7130,7 +7224,7 @@
               <w:bottom w:val="single" w:color="B0C8E0" w:sz="4"/>
               <w:right w:val="single" w:color="B0C8E0" w:sz="4"/>
             </w:tcBorders>
-            <w:shd w:fill="EAF1F8" w:val="clear"/>
+            <w:shd w:fill="FFFFFF" w:val="clear"/>
             <w:tcMar>
               <w:top w:type="dxa" w:w="70"/>
               <w:left w:type="dxa" w:w="100"/>
@@ -7164,7 +7258,7 @@
               <w:bottom w:val="single" w:color="B0C8E0" w:sz="4"/>
               <w:right w:val="single" w:color="B0C8E0" w:sz="4"/>
             </w:tcBorders>
-            <w:shd w:fill="EAF1F8" w:val="clear"/>
+            <w:shd w:fill="FFFFFF" w:val="clear"/>
             <w:tcMar>
               <w:top w:type="dxa" w:w="70"/>
               <w:left w:type="dxa" w:w="100"/>
@@ -7338,7 +7432,7 @@
               <w:bottom w:val="single" w:color="B0C8E0" w:sz="4"/>
               <w:right w:val="single" w:color="B0C8E0" w:sz="4"/>
             </w:tcBorders>
-            <w:shd w:fill="EAF1F8" w:val="clear"/>
+            <w:shd w:fill="FFFFFF" w:val="clear"/>
             <w:tcMar>
               <w:top w:type="dxa" w:w="70"/>
               <w:left w:type="dxa" w:w="100"/>
@@ -7372,7 +7466,7 @@
               <w:bottom w:val="single" w:color="B0C8E0" w:sz="4"/>
               <w:right w:val="single" w:color="B0C8E0" w:sz="4"/>
             </w:tcBorders>
-            <w:shd w:fill="EAF1F8" w:val="clear"/>
+            <w:shd w:fill="FFFFFF" w:val="clear"/>
             <w:tcMar>
               <w:top w:type="dxa" w:w="70"/>
               <w:left w:type="dxa" w:w="100"/>
@@ -7406,7 +7500,7 @@
               <w:bottom w:val="single" w:color="B0C8E0" w:sz="4"/>
               <w:right w:val="single" w:color="B0C8E0" w:sz="4"/>
             </w:tcBorders>
-            <w:shd w:fill="EAF1F8" w:val="clear"/>
+            <w:shd w:fill="FFFFFF" w:val="clear"/>
             <w:tcMar>
               <w:top w:type="dxa" w:w="70"/>
               <w:left w:type="dxa" w:w="100"/>
@@ -7440,7 +7534,7 @@
               <w:bottom w:val="single" w:color="B0C8E0" w:sz="4"/>
               <w:right w:val="single" w:color="B0C8E0" w:sz="4"/>
             </w:tcBorders>
-            <w:shd w:fill="EAF1F8" w:val="clear"/>
+            <w:shd w:fill="FFFFFF" w:val="clear"/>
             <w:tcMar>
               <w:top w:type="dxa" w:w="70"/>
               <w:left w:type="dxa" w:w="100"/>
@@ -7614,7 +7708,7 @@
               <w:bottom w:val="single" w:color="B0C8E0" w:sz="4"/>
               <w:right w:val="single" w:color="B0C8E0" w:sz="4"/>
             </w:tcBorders>
-            <w:shd w:fill="EAF1F8" w:val="clear"/>
+            <w:shd w:fill="FFFFFF" w:val="clear"/>
             <w:tcMar>
               <w:top w:type="dxa" w:w="70"/>
               <w:left w:type="dxa" w:w="100"/>
@@ -7648,7 +7742,7 @@
               <w:bottom w:val="single" w:color="B0C8E0" w:sz="4"/>
               <w:right w:val="single" w:color="B0C8E0" w:sz="4"/>
             </w:tcBorders>
-            <w:shd w:fill="EAF1F8" w:val="clear"/>
+            <w:shd w:fill="FFFFFF" w:val="clear"/>
             <w:tcMar>
               <w:top w:type="dxa" w:w="70"/>
               <w:left w:type="dxa" w:w="100"/>
@@ -7682,7 +7776,7 @@
               <w:bottom w:val="single" w:color="B0C8E0" w:sz="4"/>
               <w:right w:val="single" w:color="B0C8E0" w:sz="4"/>
             </w:tcBorders>
-            <w:shd w:fill="EAF1F8" w:val="clear"/>
+            <w:shd w:fill="FFFFFF" w:val="clear"/>
             <w:tcMar>
               <w:top w:type="dxa" w:w="70"/>
               <w:left w:type="dxa" w:w="100"/>
@@ -7716,7 +7810,7 @@
               <w:bottom w:val="single" w:color="B0C8E0" w:sz="4"/>
               <w:right w:val="single" w:color="B0C8E0" w:sz="4"/>
             </w:tcBorders>
-            <w:shd w:fill="EAF1F8" w:val="clear"/>
+            <w:shd w:fill="FFFFFF" w:val="clear"/>
             <w:tcMar>
               <w:top w:type="dxa" w:w="70"/>
               <w:left w:type="dxa" w:w="100"/>
@@ -7897,9 +7991,6 @@
     </w:p>
     <w:p>
       <w:pPr>
-        <w:pBdr>
-          <w:left w:val="single" w:color="C8714A" w:sz="12"/>
-        </w:pBdr>
         <w:spacing w:after="60" w:before="260"/>
         <w:ind w:left="180"/>
       </w:pPr>
@@ -7995,9 +8086,6 @@
     </w:p>
     <w:p>
       <w:pPr>
-        <w:pBdr>
-          <w:left w:val="single" w:color="C8714A" w:sz="12"/>
-        </w:pBdr>
         <w:spacing w:after="60" w:before="260"/>
         <w:ind w:left="180"/>
       </w:pPr>
@@ -8063,12 +8151,12 @@
       <w:tblPr>
         <w:tblW w:type="dxa" w:w="9070"/>
         <w:tblBorders>
-          <w:top w:val="single" w:color="auto" w:sz="4"/>
-          <w:left w:val="single" w:color="auto" w:sz="4"/>
-          <w:bottom w:val="single" w:color="auto" w:sz="4"/>
-          <w:right w:val="single" w:color="auto" w:sz="4"/>
-          <w:insideH w:val="single" w:color="auto" w:sz="4"/>
-          <w:insideV w:val="single" w:color="auto" w:sz="4"/>
+          <w:top w:val="nil"/>
+          <w:left w:val="nil"/>
+          <w:bottom w:val="nil"/>
+          <w:right w:val="nil"/>
+          <w:insideH w:val="nil"/>
+          <w:insideV w:val="nil"/>
         </w:tblBorders>
       </w:tblPr>
       <w:tblGrid>
@@ -8078,13 +8166,7 @@
         <w:tc>
           <w:tcPr>
             <w:tcW w:type="dxa" w:w="9070"/>
-            <w:tcBorders>
-              <w:top w:val="single" w:color="B0C8E0" w:sz="4"/>
-              <w:left w:val="single" w:color="B0C8E0" w:sz="4"/>
-              <w:bottom w:val="single" w:color="B0C8E0" w:sz="4"/>
-              <w:right w:val="single" w:color="B0C8E0" w:sz="4"/>
-            </w:tcBorders>
-            <w:shd w:fill="EAF1F8" w:val="clear"/>
+            <w:shd w:fill="FFFFFF" w:val="clear"/>
             <w:tcMar>
               <w:top w:type="dxa" w:w="180"/>
               <w:left w:type="dxa" w:w="300"/>
@@ -8180,9 +8262,6 @@
     </w:p>
     <w:p>
       <w:pPr>
-        <w:pBdr>
-          <w:bottom w:val="single" w:color="C8714A" w:sz="6"/>
-        </w:pBdr>
         <w:spacing w:after="80" w:before="0"/>
         <w:jc w:val="center"/>
       </w:pPr>
@@ -8285,7 +8364,7 @@
               <w:bottom w:val="single" w:color="B0C8E0" w:sz="4"/>
               <w:right w:val="single" w:color="B0C8E0" w:sz="4"/>
             </w:tcBorders>
-            <w:shd w:fill="EAF1F8" w:val="clear"/>
+            <w:shd w:fill="FFFFFF" w:val="clear"/>
             <w:tcMar>
               <w:top w:type="dxa" w:w="80"/>
               <w:left w:type="dxa" w:w="160"/>
@@ -8349,7 +8428,7 @@
               <w:bottom w:val="single" w:color="B0C8E0" w:sz="4"/>
               <w:right w:val="single" w:color="B0C8E0" w:sz="4"/>
             </w:tcBorders>
-            <w:shd w:fill="EAF1F8" w:val="clear"/>
+            <w:shd w:fill="FFFFFF" w:val="clear"/>
             <w:tcMar>
               <w:top w:type="dxa" w:w="80"/>
               <w:left w:type="dxa" w:w="160"/>
@@ -8413,7 +8492,7 @@
               <w:bottom w:val="single" w:color="B0C8E0" w:sz="4"/>
               <w:right w:val="single" w:color="B0C8E0" w:sz="4"/>
             </w:tcBorders>
-            <w:shd w:fill="EAF1F8" w:val="clear"/>
+            <w:shd w:fill="FFFFFF" w:val="clear"/>
             <w:tcMar>
               <w:top w:type="dxa" w:w="80"/>
               <w:left w:type="dxa" w:w="160"/>
@@ -8477,7 +8556,7 @@
               <w:bottom w:val="single" w:color="B0C8E0" w:sz="4"/>
               <w:right w:val="single" w:color="B0C8E0" w:sz="4"/>
             </w:tcBorders>
-            <w:shd w:fill="EAF1F8" w:val="clear"/>
+            <w:shd w:fill="FFFFFF" w:val="clear"/>
             <w:tcMar>
               <w:top w:type="dxa" w:w="80"/>
               <w:left w:type="dxa" w:w="160"/>
@@ -8541,7 +8620,7 @@
               <w:bottom w:val="single" w:color="B0C8E0" w:sz="4"/>
               <w:right w:val="single" w:color="B0C8E0" w:sz="4"/>
             </w:tcBorders>
-            <w:shd w:fill="EAF1F8" w:val="clear"/>
+            <w:shd w:fill="FFFFFF" w:val="clear"/>
             <w:tcMar>
               <w:top w:type="dxa" w:w="80"/>
               <w:left w:type="dxa" w:w="160"/>
@@ -8634,10 +8713,7 @@
     </w:p>
     <w:p>
       <w:pPr>
-        <w:pBdr>
-          <w:bottom w:val="single" w:color="C8714A" w:sz="8"/>
-        </w:pBdr>
-        <w:shd w:fill="1A3A5C" w:val="clear"/>
+        <w:shd w:fill="FFFFFF" w:val="clear"/>
         <w:spacing w:after="200" w:before="440"/>
         <w:jc w:val="center"/>
       </w:pPr>
@@ -8646,7 +8722,7 @@
           <w:rFonts w:ascii="맑은 고딕" w:cs="맑은 고딕" w:eastAsia="맑은 고딕" w:hAnsi="맑은 고딕"/>
           <w:b/>
           <w:bCs/>
-          <w:color w:val="FFFFFF"/>
+          <w:color w:val="1A1A1A"/>
           <w:sz w:val="27"/>
           <w:szCs w:val="27"/>
         </w:rPr>
@@ -8678,9 +8754,6 @@
     </w:p>
     <w:p>
       <w:pPr>
-        <w:pBdr>
-          <w:left w:val="single" w:color="C8714A" w:sz="12"/>
-        </w:pBdr>
         <w:spacing w:after="60" w:before="260"/>
         <w:ind w:left="180"/>
       </w:pPr>
@@ -8728,9 +8801,6 @@
     </w:p>
     <w:p>
       <w:pPr>
-        <w:pBdr>
-          <w:left w:val="single" w:color="C8714A" w:sz="12"/>
-        </w:pBdr>
         <w:spacing w:after="60" w:before="260"/>
         <w:ind w:left="180"/>
       </w:pPr>
@@ -8794,9 +8864,6 @@
     </w:p>
     <w:p>
       <w:pPr>
-        <w:pBdr>
-          <w:left w:val="single" w:color="C8714A" w:sz="12"/>
-        </w:pBdr>
         <w:spacing w:after="60" w:before="260"/>
         <w:ind w:left="180"/>
       </w:pPr>
@@ -8876,10 +8943,7 @@
     </w:p>
     <w:p>
       <w:pPr>
-        <w:pBdr>
-          <w:bottom w:val="single" w:color="C8714A" w:sz="8"/>
-        </w:pBdr>
-        <w:shd w:fill="1A3A5C" w:val="clear"/>
+        <w:shd w:fill="FFFFFF" w:val="clear"/>
         <w:spacing w:after="200" w:before="440"/>
         <w:jc w:val="center"/>
       </w:pPr>
@@ -8888,7 +8952,7 @@
           <w:rFonts w:ascii="맑은 고딕" w:cs="맑은 고딕" w:eastAsia="맑은 고딕" w:hAnsi="맑은 고딕"/>
           <w:b/>
           <w:bCs/>
-          <w:color w:val="FFFFFF"/>
+          <w:color w:val="1A1A1A"/>
           <w:sz w:val="27"/>
           <w:szCs w:val="27"/>
         </w:rPr>
@@ -8920,9 +8984,6 @@
     </w:p>
     <w:p>
       <w:pPr>
-        <w:pBdr>
-          <w:left w:val="single" w:color="C8714A" w:sz="12"/>
-        </w:pBdr>
         <w:spacing w:after="60" w:before="260"/>
         <w:ind w:left="180"/>
       </w:pPr>
@@ -9002,9 +9063,6 @@
     </w:p>
     <w:p>
       <w:pPr>
-        <w:pBdr>
-          <w:left w:val="single" w:color="C8714A" w:sz="12"/>
-        </w:pBdr>
         <w:spacing w:after="60" w:before="260"/>
         <w:ind w:left="180"/>
       </w:pPr>
@@ -9084,10 +9142,7 @@
     </w:p>
     <w:p>
       <w:pPr>
-        <w:pBdr>
-          <w:bottom w:val="single" w:color="C8714A" w:sz="8"/>
-        </w:pBdr>
-        <w:shd w:fill="1A3A5C" w:val="clear"/>
+        <w:shd w:fill="FFFFFF" w:val="clear"/>
         <w:spacing w:after="200" w:before="440"/>
         <w:jc w:val="center"/>
       </w:pPr>
@@ -9096,7 +9151,7 @@
           <w:rFonts w:ascii="맑은 고딕" w:cs="맑은 고딕" w:eastAsia="맑은 고딕" w:hAnsi="맑은 고딕"/>
           <w:b/>
           <w:bCs/>
-          <w:color w:val="FFFFFF"/>
+          <w:color w:val="1A1A1A"/>
           <w:sz w:val="27"/>
           <w:szCs w:val="27"/>
         </w:rPr>
@@ -9128,9 +9183,6 @@
     </w:p>
     <w:p>
       <w:pPr>
-        <w:pBdr>
-          <w:left w:val="single" w:color="C8714A" w:sz="12"/>
-        </w:pBdr>
         <w:spacing w:after="60" w:before="260"/>
         <w:ind w:left="180"/>
       </w:pPr>
@@ -9242,9 +9294,6 @@
     </w:p>
     <w:p>
       <w:pPr>
-        <w:pBdr>
-          <w:left w:val="single" w:color="C8714A" w:sz="12"/>
-        </w:pBdr>
         <w:spacing w:after="60" w:before="260"/>
         <w:ind w:left="180"/>
       </w:pPr>
@@ -9340,9 +9389,6 @@
     </w:p>
     <w:p>
       <w:pPr>
-        <w:pBdr>
-          <w:left w:val="single" w:color="C8714A" w:sz="12"/>
-        </w:pBdr>
         <w:spacing w:after="60" w:before="260"/>
         <w:ind w:left="180"/>
       </w:pPr>
@@ -9390,10 +9436,7 @@
     </w:p>
     <w:p>
       <w:pPr>
-        <w:pBdr>
-          <w:bottom w:val="single" w:color="C8714A" w:sz="8"/>
-        </w:pBdr>
-        <w:shd w:fill="1A3A5C" w:val="clear"/>
+        <w:shd w:fill="FFFFFF" w:val="clear"/>
         <w:spacing w:after="200" w:before="440"/>
         <w:jc w:val="center"/>
       </w:pPr>
@@ -9402,7 +9445,7 @@
           <w:rFonts w:ascii="맑은 고딕" w:cs="맑은 고딕" w:eastAsia="맑은 고딕" w:hAnsi="맑은 고딕"/>
           <w:b/>
           <w:bCs/>
-          <w:color w:val="FFFFFF"/>
+          <w:color w:val="1A1A1A"/>
           <w:sz w:val="27"/>
           <w:szCs w:val="27"/>
         </w:rPr>
@@ -9434,9 +9477,6 @@
     </w:p>
     <w:p>
       <w:pPr>
-        <w:pBdr>
-          <w:left w:val="single" w:color="C8714A" w:sz="12"/>
-        </w:pBdr>
         <w:spacing w:after="60" w:before="260"/>
         <w:ind w:left="180"/>
       </w:pPr>
@@ -9516,9 +9556,6 @@
     </w:p>
     <w:p>
       <w:pPr>
-        <w:pBdr>
-          <w:left w:val="single" w:color="C8714A" w:sz="12"/>
-        </w:pBdr>
         <w:spacing w:after="60" w:before="260"/>
         <w:ind w:left="180"/>
       </w:pPr>
@@ -9582,10 +9619,7 @@
     </w:p>
     <w:p>
       <w:pPr>
-        <w:pBdr>
-          <w:bottom w:val="single" w:color="C8714A" w:sz="8"/>
-        </w:pBdr>
-        <w:shd w:fill="1A3A5C" w:val="clear"/>
+        <w:shd w:fill="FFFFFF" w:val="clear"/>
         <w:spacing w:after="200" w:before="440"/>
         <w:jc w:val="center"/>
       </w:pPr>
@@ -9594,7 +9628,7 @@
           <w:rFonts w:ascii="맑은 고딕" w:cs="맑은 고딕" w:eastAsia="맑은 고딕" w:hAnsi="맑은 고딕"/>
           <w:b/>
           <w:bCs/>
-          <w:color w:val="FFFFFF"/>
+          <w:color w:val="1A1A1A"/>
           <w:sz w:val="27"/>
           <w:szCs w:val="27"/>
         </w:rPr>
@@ -9626,9 +9660,6 @@
     </w:p>
     <w:p>
       <w:pPr>
-        <w:pBdr>
-          <w:left w:val="single" w:color="C8714A" w:sz="12"/>
-        </w:pBdr>
         <w:spacing w:after="60" w:before="260"/>
         <w:ind w:left="180"/>
       </w:pPr>
@@ -9772,9 +9803,6 @@
     </w:p>
     <w:p>
       <w:pPr>
-        <w:pBdr>
-          <w:left w:val="single" w:color="C8714A" w:sz="12"/>
-        </w:pBdr>
         <w:spacing w:after="60" w:before="260"/>
         <w:ind w:left="180"/>
       </w:pPr>
@@ -9904,12 +9932,12 @@
       <w:tblPr>
         <w:tblW w:type="dxa" w:w="9070"/>
         <w:tblBorders>
-          <w:top w:val="single" w:color="auto" w:sz="4"/>
-          <w:left w:val="single" w:color="auto" w:sz="4"/>
-          <w:bottom w:val="single" w:color="auto" w:sz="4"/>
-          <w:right w:val="single" w:color="auto" w:sz="4"/>
-          <w:insideH w:val="single" w:color="auto" w:sz="4"/>
-          <w:insideV w:val="single" w:color="auto" w:sz="4"/>
+          <w:top w:val="nil"/>
+          <w:left w:val="nil"/>
+          <w:bottom w:val="nil"/>
+          <w:right w:val="nil"/>
+          <w:insideH w:val="nil"/>
+          <w:insideV w:val="nil"/>
         </w:tblBorders>
       </w:tblPr>
       <w:tblGrid>
@@ -9919,13 +9947,7 @@
         <w:tc>
           <w:tcPr>
             <w:tcW w:type="dxa" w:w="9070"/>
-            <w:tcBorders>
-              <w:top w:val="single" w:color="B0C8E0" w:sz="4"/>
-              <w:left w:val="single" w:color="B0C8E0" w:sz="4"/>
-              <w:bottom w:val="single" w:color="B0C8E0" w:sz="4"/>
-              <w:right w:val="single" w:color="B0C8E0" w:sz="4"/>
-            </w:tcBorders>
-            <w:shd w:fill="EAF1F8" w:val="clear"/>
+            <w:shd w:fill="FFFFFF" w:val="clear"/>
             <w:tcMar>
               <w:top w:type="dxa" w:w="180"/>
               <w:left w:type="dxa" w:w="300"/>
@@ -9977,6 +9999,955 @@
                 <w:szCs w:val="19"/>
               </w:rPr>
               <w:t xml:space="preserve">담임목사  박상혁  (인)    환경미화부장  ___________  (인)</w:t>
+            </w:r>
+          </w:p>
+        </w:tc>
+      </w:tr>
+    </w:tbl>
+    <w:p/>
+    <w:p>
+      <w:r>
+        <w:rPr>
+          <w:rFonts w:ascii="맑은 고딕" w:hAnsi="맑은 고딕" w:eastAsia="맑은 고딕" w:cs="맑은 고딕"/>
+          <w:b/>
+          <w:color w:val="1A3A5C"/>
+          <w:sz w:val="24"/>
+        </w:rPr>
+        <w:t xml:space="preserve">■ 개정 이력  </w:t>
+      </w:r>
+      <w:r>
+        <w:rPr>
+          <w:rFonts w:ascii="맑은 고딕" w:hAnsi="맑은 고딕" w:eastAsia="맑은 고딕" w:cs="맑은 고딕"/>
+          <w:color w:val="9A8E84"/>
+          <w:sz w:val="20"/>
+        </w:rPr>
+        <w:t>Revision History</w:t>
+      </w:r>
+    </w:p>
+    <w:p>
+      <w:r>
+        <w:rPr>
+          <w:rFonts w:ascii="맑은 고딕" w:hAnsi="맑은 고딕" w:eastAsia="맑은 고딕" w:cs="맑은 고딕"/>
+          <w:color w:val="9A8E84"/>
+          <w:sz w:val="17"/>
+        </w:rPr>
+        <w:t>※ 본 매뉴얼은 부서장 검토 후 담임목사 승인으로 개정하며, 개정 시 아래 표에 기록합니다.</w:t>
+      </w:r>
+    </w:p>
+    <w:tbl>
+      <w:tblPr>
+        <w:tblW w:type="auto" w:w="0"/>
+        <w:jc w:val="center"/>
+        <w:tblLayout w:type="fixed"/>
+        <w:tblLook w:firstColumn="1" w:firstRow="1" w:lastColumn="0" w:lastRow="0" w:noHBand="0" w:noVBand="1" w:val="04A0"/>
+      </w:tblPr>
+      <w:tblGrid>
+        <w:gridCol w:w="1814"/>
+        <w:gridCol w:w="1814"/>
+        <w:gridCol w:w="1814"/>
+        <w:gridCol w:w="1814"/>
+        <w:gridCol w:w="1814"/>
+      </w:tblGrid>
+      <w:tr>
+        <w:tc>
+          <w:tcPr>
+            <w:tcW w:type="dxa" w:w="1100"/>
+            <w:tcBorders>
+              <w:top w:val="single" w:sz="4" w:space="0" w:color="B0C8E0"/>
+              <w:left w:val="single" w:sz="4" w:space="0" w:color="B0C8E0"/>
+              <w:bottom w:val="single" w:sz="4" w:space="0" w:color="B0C8E0"/>
+              <w:right w:val="single" w:sz="4" w:space="0" w:color="B0C8E0"/>
+            </w:tcBorders>
+            <w:shd w:val="clear" w:color="auto" w:fill="F2F2F2"/>
+          </w:tcPr>
+          <w:p>
+            <w:pPr>
+              <w:jc w:val="center"/>
+            </w:pPr>
+            <w:r/>
+            <w:r>
+              <w:rPr>
+                <w:rFonts w:ascii="맑은 고딕" w:hAnsi="맑은 고딕" w:eastAsia="맑은 고딕" w:cs="맑은 고딕"/>
+                <w:b/>
+                <w:color w:val="2C2114"/>
+                <w:sz w:val="18"/>
+              </w:rPr>
+              <w:t>차수</w:t>
+            </w:r>
+          </w:p>
+        </w:tc>
+        <w:tc>
+          <w:tcPr>
+            <w:tcW w:type="dxa" w:w="1700"/>
+            <w:tcBorders>
+              <w:top w:val="single" w:sz="4" w:space="0" w:color="B0C8E0"/>
+              <w:left w:val="single" w:sz="4" w:space="0" w:color="B0C8E0"/>
+              <w:bottom w:val="single" w:sz="4" w:space="0" w:color="B0C8E0"/>
+              <w:right w:val="single" w:sz="4" w:space="0" w:color="B0C8E0"/>
+            </w:tcBorders>
+            <w:shd w:val="clear" w:color="auto" w:fill="F2F2F2"/>
+          </w:tcPr>
+          <w:p>
+            <w:pPr>
+              <w:jc w:val="center"/>
+            </w:pPr>
+            <w:r/>
+            <w:r>
+              <w:rPr>
+                <w:rFonts w:ascii="맑은 고딕" w:hAnsi="맑은 고딕" w:eastAsia="맑은 고딕" w:cs="맑은 고딕"/>
+                <w:b/>
+                <w:color w:val="2C2114"/>
+                <w:sz w:val="18"/>
+              </w:rPr>
+              <w:t>개정일자</w:t>
+            </w:r>
+          </w:p>
+        </w:tc>
+        <w:tc>
+          <w:tcPr>
+            <w:tcW w:type="dxa" w:w="4200"/>
+            <w:tcBorders>
+              <w:top w:val="single" w:sz="4" w:space="0" w:color="B0C8E0"/>
+              <w:left w:val="single" w:sz="4" w:space="0" w:color="B0C8E0"/>
+              <w:bottom w:val="single" w:sz="4" w:space="0" w:color="B0C8E0"/>
+              <w:right w:val="single" w:sz="4" w:space="0" w:color="B0C8E0"/>
+            </w:tcBorders>
+            <w:shd w:val="clear" w:color="auto" w:fill="F2F2F2"/>
+          </w:tcPr>
+          <w:p>
+            <w:pPr>
+              <w:jc w:val="center"/>
+            </w:pPr>
+            <w:r/>
+            <w:r>
+              <w:rPr>
+                <w:rFonts w:ascii="맑은 고딕" w:hAnsi="맑은 고딕" w:eastAsia="맑은 고딕" w:cs="맑은 고딕"/>
+                <w:b/>
+                <w:color w:val="2C2114"/>
+                <w:sz w:val="18"/>
+              </w:rPr>
+              <w:t>개정 내용</w:t>
+            </w:r>
+          </w:p>
+        </w:tc>
+        <w:tc>
+          <w:tcPr>
+            <w:tcW w:type="dxa" w:w="1700"/>
+            <w:tcBorders>
+              <w:top w:val="single" w:sz="4" w:space="0" w:color="B0C8E0"/>
+              <w:left w:val="single" w:sz="4" w:space="0" w:color="B0C8E0"/>
+              <w:bottom w:val="single" w:sz="4" w:space="0" w:color="B0C8E0"/>
+              <w:right w:val="single" w:sz="4" w:space="0" w:color="B0C8E0"/>
+            </w:tcBorders>
+            <w:shd w:val="clear" w:color="auto" w:fill="F2F2F2"/>
+          </w:tcPr>
+          <w:p>
+            <w:pPr>
+              <w:jc w:val="center"/>
+            </w:pPr>
+            <w:r/>
+            <w:r>
+              <w:rPr>
+                <w:rFonts w:ascii="맑은 고딕" w:hAnsi="맑은 고딕" w:eastAsia="맑은 고딕" w:cs="맑은 고딕"/>
+                <w:b/>
+                <w:color w:val="2C2114"/>
+                <w:sz w:val="18"/>
+              </w:rPr>
+              <w:t>개정자</w:t>
+            </w:r>
+          </w:p>
+        </w:tc>
+        <w:tc>
+          <w:tcPr>
+            <w:tcW w:type="dxa" w:w="1700"/>
+            <w:tcBorders>
+              <w:top w:val="single" w:sz="4" w:space="0" w:color="B0C8E0"/>
+              <w:left w:val="single" w:sz="4" w:space="0" w:color="B0C8E0"/>
+              <w:bottom w:val="single" w:sz="4" w:space="0" w:color="B0C8E0"/>
+              <w:right w:val="single" w:sz="4" w:space="0" w:color="B0C8E0"/>
+            </w:tcBorders>
+            <w:shd w:val="clear" w:color="auto" w:fill="F2F2F2"/>
+          </w:tcPr>
+          <w:p>
+            <w:pPr>
+              <w:jc w:val="center"/>
+            </w:pPr>
+            <w:r/>
+            <w:r>
+              <w:rPr>
+                <w:rFonts w:ascii="맑은 고딕" w:hAnsi="맑은 고딕" w:eastAsia="맑은 고딕" w:cs="맑은 고딕"/>
+                <w:b/>
+                <w:color w:val="2C2114"/>
+                <w:sz w:val="18"/>
+              </w:rPr>
+              <w:t>승인자</w:t>
+            </w:r>
+          </w:p>
+        </w:tc>
+      </w:tr>
+      <w:tr>
+        <w:tc>
+          <w:tcPr>
+            <w:tcW w:type="dxa" w:w="1100"/>
+            <w:tcBorders>
+              <w:top w:val="single" w:sz="4" w:space="0" w:color="B0C8E0"/>
+              <w:left w:val="single" w:sz="4" w:space="0" w:color="B0C8E0"/>
+              <w:bottom w:val="single" w:sz="4" w:space="0" w:color="B0C8E0"/>
+              <w:right w:val="single" w:sz="4" w:space="0" w:color="B0C8E0"/>
+            </w:tcBorders>
+          </w:tcPr>
+          <w:p>
+            <w:pPr>
+              <w:jc w:val="center"/>
+            </w:pPr>
+            <w:r/>
+            <w:r>
+              <w:rPr>
+                <w:rFonts w:ascii="맑은 고딕" w:hAnsi="맑은 고딕" w:eastAsia="맑은 고딕" w:cs="맑은 고딕"/>
+                <w:b w:val="0"/>
+                <w:color w:val="2C2114"/>
+                <w:sz w:val="18"/>
+              </w:rPr>
+              <w:t>제정</w:t>
+            </w:r>
+          </w:p>
+        </w:tc>
+        <w:tc>
+          <w:tcPr>
+            <w:tcW w:type="dxa" w:w="1700"/>
+            <w:tcBorders>
+              <w:top w:val="single" w:sz="4" w:space="0" w:color="B0C8E0"/>
+              <w:left w:val="single" w:sz="4" w:space="0" w:color="B0C8E0"/>
+              <w:bottom w:val="single" w:sz="4" w:space="0" w:color="B0C8E0"/>
+              <w:right w:val="single" w:sz="4" w:space="0" w:color="B0C8E0"/>
+            </w:tcBorders>
+          </w:tcPr>
+          <w:p>
+            <w:pPr>
+              <w:jc w:val="center"/>
+            </w:pPr>
+            <w:r/>
+            <w:r>
+              <w:rPr>
+                <w:rFonts w:ascii="맑은 고딕" w:hAnsi="맑은 고딕" w:eastAsia="맑은 고딕" w:cs="맑은 고딕"/>
+                <w:b w:val="0"/>
+                <w:color w:val="2C2114"/>
+                <w:sz w:val="18"/>
+              </w:rPr>
+              <w:t>20      .      .</w:t>
+            </w:r>
+          </w:p>
+        </w:tc>
+        <w:tc>
+          <w:tcPr>
+            <w:tcW w:type="dxa" w:w="4200"/>
+            <w:tcBorders>
+              <w:top w:val="single" w:sz="4" w:space="0" w:color="B0C8E0"/>
+              <w:left w:val="single" w:sz="4" w:space="0" w:color="B0C8E0"/>
+              <w:bottom w:val="single" w:sz="4" w:space="0" w:color="B0C8E0"/>
+              <w:right w:val="single" w:sz="4" w:space="0" w:color="B0C8E0"/>
+            </w:tcBorders>
+          </w:tcPr>
+          <w:p>
+            <w:pPr>
+              <w:jc w:val="left"/>
+            </w:pPr>
+            <w:r/>
+            <w:r>
+              <w:rPr>
+                <w:rFonts w:ascii="맑은 고딕" w:hAnsi="맑은 고딕" w:eastAsia="맑은 고딕" w:cs="맑은 고딕"/>
+                <w:b w:val="0"/>
+                <w:color w:val="2C2114"/>
+                <w:sz w:val="18"/>
+              </w:rPr>
+              <w:t>최초 제정</w:t>
+            </w:r>
+          </w:p>
+        </w:tc>
+        <w:tc>
+          <w:tcPr>
+            <w:tcW w:type="dxa" w:w="1700"/>
+            <w:tcBorders>
+              <w:top w:val="single" w:sz="4" w:space="0" w:color="B0C8E0"/>
+              <w:left w:val="single" w:sz="4" w:space="0" w:color="B0C8E0"/>
+              <w:bottom w:val="single" w:sz="4" w:space="0" w:color="B0C8E0"/>
+              <w:right w:val="single" w:sz="4" w:space="0" w:color="B0C8E0"/>
+            </w:tcBorders>
+          </w:tcPr>
+          <w:p>
+            <w:pPr>
+              <w:jc w:val="center"/>
+            </w:pPr>
+            <w:r/>
+            <w:r>
+              <w:rPr>
+                <w:rFonts w:ascii="맑은 고딕" w:hAnsi="맑은 고딕" w:eastAsia="맑은 고딕" w:cs="맑은 고딕"/>
+                <w:b w:val="0"/>
+                <w:color w:val="2C2114"/>
+                <w:sz w:val="18"/>
+              </w:rPr>
+              <w:t>—</w:t>
+            </w:r>
+          </w:p>
+        </w:tc>
+        <w:tc>
+          <w:tcPr>
+            <w:tcW w:type="dxa" w:w="1700"/>
+            <w:tcBorders>
+              <w:top w:val="single" w:sz="4" w:space="0" w:color="B0C8E0"/>
+              <w:left w:val="single" w:sz="4" w:space="0" w:color="B0C8E0"/>
+              <w:bottom w:val="single" w:sz="4" w:space="0" w:color="B0C8E0"/>
+              <w:right w:val="single" w:sz="4" w:space="0" w:color="B0C8E0"/>
+            </w:tcBorders>
+          </w:tcPr>
+          <w:p>
+            <w:pPr>
+              <w:jc w:val="center"/>
+            </w:pPr>
+            <w:r/>
+            <w:r>
+              <w:rPr>
+                <w:rFonts w:ascii="맑은 고딕" w:hAnsi="맑은 고딕" w:eastAsia="맑은 고딕" w:cs="맑은 고딕"/>
+                <w:b w:val="0"/>
+                <w:color w:val="2C2114"/>
+                <w:sz w:val="18"/>
+              </w:rPr>
+              <w:t>담임목사 박상혁</w:t>
+            </w:r>
+          </w:p>
+        </w:tc>
+      </w:tr>
+      <w:tr>
+        <w:tc>
+          <w:tcPr>
+            <w:tcW w:type="dxa" w:w="1100"/>
+            <w:tcBorders>
+              <w:top w:val="single" w:sz="4" w:space="0" w:color="B0C8E0"/>
+              <w:left w:val="single" w:sz="4" w:space="0" w:color="B0C8E0"/>
+              <w:bottom w:val="single" w:sz="4" w:space="0" w:color="B0C8E0"/>
+              <w:right w:val="single" w:sz="4" w:space="0" w:color="B0C8E0"/>
+            </w:tcBorders>
+          </w:tcPr>
+          <w:p>
+            <w:pPr>
+              <w:jc w:val="center"/>
+            </w:pPr>
+            <w:r/>
+            <w:r>
+              <w:rPr>
+                <w:rFonts w:ascii="맑은 고딕" w:hAnsi="맑은 고딕" w:eastAsia="맑은 고딕" w:cs="맑은 고딕"/>
+                <w:b w:val="0"/>
+                <w:color w:val="2C2114"/>
+                <w:sz w:val="18"/>
+              </w:rPr>
+            </w:r>
+          </w:p>
+        </w:tc>
+        <w:tc>
+          <w:tcPr>
+            <w:tcW w:type="dxa" w:w="1700"/>
+            <w:tcBorders>
+              <w:top w:val="single" w:sz="4" w:space="0" w:color="B0C8E0"/>
+              <w:left w:val="single" w:sz="4" w:space="0" w:color="B0C8E0"/>
+              <w:bottom w:val="single" w:sz="4" w:space="0" w:color="B0C8E0"/>
+              <w:right w:val="single" w:sz="4" w:space="0" w:color="B0C8E0"/>
+            </w:tcBorders>
+          </w:tcPr>
+          <w:p>
+            <w:pPr>
+              <w:jc w:val="center"/>
+            </w:pPr>
+            <w:r/>
+            <w:r>
+              <w:rPr>
+                <w:rFonts w:ascii="맑은 고딕" w:hAnsi="맑은 고딕" w:eastAsia="맑은 고딕" w:cs="맑은 고딕"/>
+                <w:b w:val="0"/>
+                <w:color w:val="2C2114"/>
+                <w:sz w:val="18"/>
+              </w:rPr>
+            </w:r>
+          </w:p>
+        </w:tc>
+        <w:tc>
+          <w:tcPr>
+            <w:tcW w:type="dxa" w:w="4200"/>
+            <w:tcBorders>
+              <w:top w:val="single" w:sz="4" w:space="0" w:color="B0C8E0"/>
+              <w:left w:val="single" w:sz="4" w:space="0" w:color="B0C8E0"/>
+              <w:bottom w:val="single" w:sz="4" w:space="0" w:color="B0C8E0"/>
+              <w:right w:val="single" w:sz="4" w:space="0" w:color="B0C8E0"/>
+            </w:tcBorders>
+          </w:tcPr>
+          <w:p>
+            <w:pPr>
+              <w:jc w:val="center"/>
+            </w:pPr>
+            <w:r/>
+            <w:r>
+              <w:rPr>
+                <w:rFonts w:ascii="맑은 고딕" w:hAnsi="맑은 고딕" w:eastAsia="맑은 고딕" w:cs="맑은 고딕"/>
+                <w:b w:val="0"/>
+                <w:color w:val="2C2114"/>
+                <w:sz w:val="18"/>
+              </w:rPr>
+            </w:r>
+          </w:p>
+        </w:tc>
+        <w:tc>
+          <w:tcPr>
+            <w:tcW w:type="dxa" w:w="1700"/>
+            <w:tcBorders>
+              <w:top w:val="single" w:sz="4" w:space="0" w:color="B0C8E0"/>
+              <w:left w:val="single" w:sz="4" w:space="0" w:color="B0C8E0"/>
+              <w:bottom w:val="single" w:sz="4" w:space="0" w:color="B0C8E0"/>
+              <w:right w:val="single" w:sz="4" w:space="0" w:color="B0C8E0"/>
+            </w:tcBorders>
+          </w:tcPr>
+          <w:p>
+            <w:pPr>
+              <w:jc w:val="center"/>
+            </w:pPr>
+            <w:r/>
+            <w:r>
+              <w:rPr>
+                <w:rFonts w:ascii="맑은 고딕" w:hAnsi="맑은 고딕" w:eastAsia="맑은 고딕" w:cs="맑은 고딕"/>
+                <w:b w:val="0"/>
+                <w:color w:val="2C2114"/>
+                <w:sz w:val="18"/>
+              </w:rPr>
+            </w:r>
+          </w:p>
+        </w:tc>
+        <w:tc>
+          <w:tcPr>
+            <w:tcW w:type="dxa" w:w="1700"/>
+            <w:tcBorders>
+              <w:top w:val="single" w:sz="4" w:space="0" w:color="B0C8E0"/>
+              <w:left w:val="single" w:sz="4" w:space="0" w:color="B0C8E0"/>
+              <w:bottom w:val="single" w:sz="4" w:space="0" w:color="B0C8E0"/>
+              <w:right w:val="single" w:sz="4" w:space="0" w:color="B0C8E0"/>
+            </w:tcBorders>
+          </w:tcPr>
+          <w:p>
+            <w:pPr>
+              <w:jc w:val="center"/>
+            </w:pPr>
+            <w:r/>
+            <w:r>
+              <w:rPr>
+                <w:rFonts w:ascii="맑은 고딕" w:hAnsi="맑은 고딕" w:eastAsia="맑은 고딕" w:cs="맑은 고딕"/>
+                <w:b w:val="0"/>
+                <w:color w:val="2C2114"/>
+                <w:sz w:val="18"/>
+              </w:rPr>
+            </w:r>
+          </w:p>
+        </w:tc>
+      </w:tr>
+      <w:tr>
+        <w:tc>
+          <w:tcPr>
+            <w:tcW w:type="dxa" w:w="1100"/>
+            <w:tcBorders>
+              <w:top w:val="single" w:sz="4" w:space="0" w:color="B0C8E0"/>
+              <w:left w:val="single" w:sz="4" w:space="0" w:color="B0C8E0"/>
+              <w:bottom w:val="single" w:sz="4" w:space="0" w:color="B0C8E0"/>
+              <w:right w:val="single" w:sz="4" w:space="0" w:color="B0C8E0"/>
+            </w:tcBorders>
+          </w:tcPr>
+          <w:p>
+            <w:pPr>
+              <w:jc w:val="center"/>
+            </w:pPr>
+            <w:r/>
+            <w:r>
+              <w:rPr>
+                <w:rFonts w:ascii="맑은 고딕" w:hAnsi="맑은 고딕" w:eastAsia="맑은 고딕" w:cs="맑은 고딕"/>
+                <w:b w:val="0"/>
+                <w:color w:val="2C2114"/>
+                <w:sz w:val="18"/>
+              </w:rPr>
+            </w:r>
+          </w:p>
+        </w:tc>
+        <w:tc>
+          <w:tcPr>
+            <w:tcW w:type="dxa" w:w="1700"/>
+            <w:tcBorders>
+              <w:top w:val="single" w:sz="4" w:space="0" w:color="B0C8E0"/>
+              <w:left w:val="single" w:sz="4" w:space="0" w:color="B0C8E0"/>
+              <w:bottom w:val="single" w:sz="4" w:space="0" w:color="B0C8E0"/>
+              <w:right w:val="single" w:sz="4" w:space="0" w:color="B0C8E0"/>
+            </w:tcBorders>
+          </w:tcPr>
+          <w:p>
+            <w:pPr>
+              <w:jc w:val="center"/>
+            </w:pPr>
+            <w:r/>
+            <w:r>
+              <w:rPr>
+                <w:rFonts w:ascii="맑은 고딕" w:hAnsi="맑은 고딕" w:eastAsia="맑은 고딕" w:cs="맑은 고딕"/>
+                <w:b w:val="0"/>
+                <w:color w:val="2C2114"/>
+                <w:sz w:val="18"/>
+              </w:rPr>
+            </w:r>
+          </w:p>
+        </w:tc>
+        <w:tc>
+          <w:tcPr>
+            <w:tcW w:type="dxa" w:w="4200"/>
+            <w:tcBorders>
+              <w:top w:val="single" w:sz="4" w:space="0" w:color="B0C8E0"/>
+              <w:left w:val="single" w:sz="4" w:space="0" w:color="B0C8E0"/>
+              <w:bottom w:val="single" w:sz="4" w:space="0" w:color="B0C8E0"/>
+              <w:right w:val="single" w:sz="4" w:space="0" w:color="B0C8E0"/>
+            </w:tcBorders>
+          </w:tcPr>
+          <w:p>
+            <w:pPr>
+              <w:jc w:val="center"/>
+            </w:pPr>
+            <w:r/>
+            <w:r>
+              <w:rPr>
+                <w:rFonts w:ascii="맑은 고딕" w:hAnsi="맑은 고딕" w:eastAsia="맑은 고딕" w:cs="맑은 고딕"/>
+                <w:b w:val="0"/>
+                <w:color w:val="2C2114"/>
+                <w:sz w:val="18"/>
+              </w:rPr>
+            </w:r>
+          </w:p>
+        </w:tc>
+        <w:tc>
+          <w:tcPr>
+            <w:tcW w:type="dxa" w:w="1700"/>
+            <w:tcBorders>
+              <w:top w:val="single" w:sz="4" w:space="0" w:color="B0C8E0"/>
+              <w:left w:val="single" w:sz="4" w:space="0" w:color="B0C8E0"/>
+              <w:bottom w:val="single" w:sz="4" w:space="0" w:color="B0C8E0"/>
+              <w:right w:val="single" w:sz="4" w:space="0" w:color="B0C8E0"/>
+            </w:tcBorders>
+          </w:tcPr>
+          <w:p>
+            <w:pPr>
+              <w:jc w:val="center"/>
+            </w:pPr>
+            <w:r/>
+            <w:r>
+              <w:rPr>
+                <w:rFonts w:ascii="맑은 고딕" w:hAnsi="맑은 고딕" w:eastAsia="맑은 고딕" w:cs="맑은 고딕"/>
+                <w:b w:val="0"/>
+                <w:color w:val="2C2114"/>
+                <w:sz w:val="18"/>
+              </w:rPr>
+            </w:r>
+          </w:p>
+        </w:tc>
+        <w:tc>
+          <w:tcPr>
+            <w:tcW w:type="dxa" w:w="1700"/>
+            <w:tcBorders>
+              <w:top w:val="single" w:sz="4" w:space="0" w:color="B0C8E0"/>
+              <w:left w:val="single" w:sz="4" w:space="0" w:color="B0C8E0"/>
+              <w:bottom w:val="single" w:sz="4" w:space="0" w:color="B0C8E0"/>
+              <w:right w:val="single" w:sz="4" w:space="0" w:color="B0C8E0"/>
+            </w:tcBorders>
+          </w:tcPr>
+          <w:p>
+            <w:pPr>
+              <w:jc w:val="center"/>
+            </w:pPr>
+            <w:r/>
+            <w:r>
+              <w:rPr>
+                <w:rFonts w:ascii="맑은 고딕" w:hAnsi="맑은 고딕" w:eastAsia="맑은 고딕" w:cs="맑은 고딕"/>
+                <w:b w:val="0"/>
+                <w:color w:val="2C2114"/>
+                <w:sz w:val="18"/>
+              </w:rPr>
+            </w:r>
+          </w:p>
+        </w:tc>
+      </w:tr>
+      <w:tr>
+        <w:tc>
+          <w:tcPr>
+            <w:tcW w:type="dxa" w:w="1100"/>
+            <w:tcBorders>
+              <w:top w:val="single" w:sz="4" w:space="0" w:color="B0C8E0"/>
+              <w:left w:val="single" w:sz="4" w:space="0" w:color="B0C8E0"/>
+              <w:bottom w:val="single" w:sz="4" w:space="0" w:color="B0C8E0"/>
+              <w:right w:val="single" w:sz="4" w:space="0" w:color="B0C8E0"/>
+            </w:tcBorders>
+          </w:tcPr>
+          <w:p>
+            <w:pPr>
+              <w:jc w:val="center"/>
+            </w:pPr>
+            <w:r/>
+            <w:r>
+              <w:rPr>
+                <w:rFonts w:ascii="맑은 고딕" w:hAnsi="맑은 고딕" w:eastAsia="맑은 고딕" w:cs="맑은 고딕"/>
+                <w:b w:val="0"/>
+                <w:color w:val="2C2114"/>
+                <w:sz w:val="18"/>
+              </w:rPr>
+            </w:r>
+          </w:p>
+        </w:tc>
+        <w:tc>
+          <w:tcPr>
+            <w:tcW w:type="dxa" w:w="1700"/>
+            <w:tcBorders>
+              <w:top w:val="single" w:sz="4" w:space="0" w:color="B0C8E0"/>
+              <w:left w:val="single" w:sz="4" w:space="0" w:color="B0C8E0"/>
+              <w:bottom w:val="single" w:sz="4" w:space="0" w:color="B0C8E0"/>
+              <w:right w:val="single" w:sz="4" w:space="0" w:color="B0C8E0"/>
+            </w:tcBorders>
+          </w:tcPr>
+          <w:p>
+            <w:pPr>
+              <w:jc w:val="center"/>
+            </w:pPr>
+            <w:r/>
+            <w:r>
+              <w:rPr>
+                <w:rFonts w:ascii="맑은 고딕" w:hAnsi="맑은 고딕" w:eastAsia="맑은 고딕" w:cs="맑은 고딕"/>
+                <w:b w:val="0"/>
+                <w:color w:val="2C2114"/>
+                <w:sz w:val="18"/>
+              </w:rPr>
+            </w:r>
+          </w:p>
+        </w:tc>
+        <w:tc>
+          <w:tcPr>
+            <w:tcW w:type="dxa" w:w="4200"/>
+            <w:tcBorders>
+              <w:top w:val="single" w:sz="4" w:space="0" w:color="B0C8E0"/>
+              <w:left w:val="single" w:sz="4" w:space="0" w:color="B0C8E0"/>
+              <w:bottom w:val="single" w:sz="4" w:space="0" w:color="B0C8E0"/>
+              <w:right w:val="single" w:sz="4" w:space="0" w:color="B0C8E0"/>
+            </w:tcBorders>
+          </w:tcPr>
+          <w:p>
+            <w:pPr>
+              <w:jc w:val="center"/>
+            </w:pPr>
+            <w:r/>
+            <w:r>
+              <w:rPr>
+                <w:rFonts w:ascii="맑은 고딕" w:hAnsi="맑은 고딕" w:eastAsia="맑은 고딕" w:cs="맑은 고딕"/>
+                <w:b w:val="0"/>
+                <w:color w:val="2C2114"/>
+                <w:sz w:val="18"/>
+              </w:rPr>
+            </w:r>
+          </w:p>
+        </w:tc>
+        <w:tc>
+          <w:tcPr>
+            <w:tcW w:type="dxa" w:w="1700"/>
+            <w:tcBorders>
+              <w:top w:val="single" w:sz="4" w:space="0" w:color="B0C8E0"/>
+              <w:left w:val="single" w:sz="4" w:space="0" w:color="B0C8E0"/>
+              <w:bottom w:val="single" w:sz="4" w:space="0" w:color="B0C8E0"/>
+              <w:right w:val="single" w:sz="4" w:space="0" w:color="B0C8E0"/>
+            </w:tcBorders>
+          </w:tcPr>
+          <w:p>
+            <w:pPr>
+              <w:jc w:val="center"/>
+            </w:pPr>
+            <w:r/>
+            <w:r>
+              <w:rPr>
+                <w:rFonts w:ascii="맑은 고딕" w:hAnsi="맑은 고딕" w:eastAsia="맑은 고딕" w:cs="맑은 고딕"/>
+                <w:b w:val="0"/>
+                <w:color w:val="2C2114"/>
+                <w:sz w:val="18"/>
+              </w:rPr>
+            </w:r>
+          </w:p>
+        </w:tc>
+        <w:tc>
+          <w:tcPr>
+            <w:tcW w:type="dxa" w:w="1700"/>
+            <w:tcBorders>
+              <w:top w:val="single" w:sz="4" w:space="0" w:color="B0C8E0"/>
+              <w:left w:val="single" w:sz="4" w:space="0" w:color="B0C8E0"/>
+              <w:bottom w:val="single" w:sz="4" w:space="0" w:color="B0C8E0"/>
+              <w:right w:val="single" w:sz="4" w:space="0" w:color="B0C8E0"/>
+            </w:tcBorders>
+          </w:tcPr>
+          <w:p>
+            <w:pPr>
+              <w:jc w:val="center"/>
+            </w:pPr>
+            <w:r/>
+            <w:r>
+              <w:rPr>
+                <w:rFonts w:ascii="맑은 고딕" w:hAnsi="맑은 고딕" w:eastAsia="맑은 고딕" w:cs="맑은 고딕"/>
+                <w:b w:val="0"/>
+                <w:color w:val="2C2114"/>
+                <w:sz w:val="18"/>
+              </w:rPr>
+            </w:r>
+          </w:p>
+        </w:tc>
+      </w:tr>
+      <w:tr>
+        <w:tc>
+          <w:tcPr>
+            <w:tcW w:type="dxa" w:w="1100"/>
+            <w:tcBorders>
+              <w:top w:val="single" w:sz="4" w:space="0" w:color="B0C8E0"/>
+              <w:left w:val="single" w:sz="4" w:space="0" w:color="B0C8E0"/>
+              <w:bottom w:val="single" w:sz="4" w:space="0" w:color="B0C8E0"/>
+              <w:right w:val="single" w:sz="4" w:space="0" w:color="B0C8E0"/>
+            </w:tcBorders>
+          </w:tcPr>
+          <w:p>
+            <w:pPr>
+              <w:jc w:val="center"/>
+            </w:pPr>
+            <w:r/>
+            <w:r>
+              <w:rPr>
+                <w:rFonts w:ascii="맑은 고딕" w:hAnsi="맑은 고딕" w:eastAsia="맑은 고딕" w:cs="맑은 고딕"/>
+                <w:b w:val="0"/>
+                <w:color w:val="2C2114"/>
+                <w:sz w:val="18"/>
+              </w:rPr>
+            </w:r>
+          </w:p>
+        </w:tc>
+        <w:tc>
+          <w:tcPr>
+            <w:tcW w:type="dxa" w:w="1700"/>
+            <w:tcBorders>
+              <w:top w:val="single" w:sz="4" w:space="0" w:color="B0C8E0"/>
+              <w:left w:val="single" w:sz="4" w:space="0" w:color="B0C8E0"/>
+              <w:bottom w:val="single" w:sz="4" w:space="0" w:color="B0C8E0"/>
+              <w:right w:val="single" w:sz="4" w:space="0" w:color="B0C8E0"/>
+            </w:tcBorders>
+          </w:tcPr>
+          <w:p>
+            <w:pPr>
+              <w:jc w:val="center"/>
+            </w:pPr>
+            <w:r/>
+            <w:r>
+              <w:rPr>
+                <w:rFonts w:ascii="맑은 고딕" w:hAnsi="맑은 고딕" w:eastAsia="맑은 고딕" w:cs="맑은 고딕"/>
+                <w:b w:val="0"/>
+                <w:color w:val="2C2114"/>
+                <w:sz w:val="18"/>
+              </w:rPr>
+            </w:r>
+          </w:p>
+        </w:tc>
+        <w:tc>
+          <w:tcPr>
+            <w:tcW w:type="dxa" w:w="4200"/>
+            <w:tcBorders>
+              <w:top w:val="single" w:sz="4" w:space="0" w:color="B0C8E0"/>
+              <w:left w:val="single" w:sz="4" w:space="0" w:color="B0C8E0"/>
+              <w:bottom w:val="single" w:sz="4" w:space="0" w:color="B0C8E0"/>
+              <w:right w:val="single" w:sz="4" w:space="0" w:color="B0C8E0"/>
+            </w:tcBorders>
+          </w:tcPr>
+          <w:p>
+            <w:pPr>
+              <w:jc w:val="center"/>
+            </w:pPr>
+            <w:r/>
+            <w:r>
+              <w:rPr>
+                <w:rFonts w:ascii="맑은 고딕" w:hAnsi="맑은 고딕" w:eastAsia="맑은 고딕" w:cs="맑은 고딕"/>
+                <w:b w:val="0"/>
+                <w:color w:val="2C2114"/>
+                <w:sz w:val="18"/>
+              </w:rPr>
+            </w:r>
+          </w:p>
+        </w:tc>
+        <w:tc>
+          <w:tcPr>
+            <w:tcW w:type="dxa" w:w="1700"/>
+            <w:tcBorders>
+              <w:top w:val="single" w:sz="4" w:space="0" w:color="B0C8E0"/>
+              <w:left w:val="single" w:sz="4" w:space="0" w:color="B0C8E0"/>
+              <w:bottom w:val="single" w:sz="4" w:space="0" w:color="B0C8E0"/>
+              <w:right w:val="single" w:sz="4" w:space="0" w:color="B0C8E0"/>
+            </w:tcBorders>
+          </w:tcPr>
+          <w:p>
+            <w:pPr>
+              <w:jc w:val="center"/>
+            </w:pPr>
+            <w:r/>
+            <w:r>
+              <w:rPr>
+                <w:rFonts w:ascii="맑은 고딕" w:hAnsi="맑은 고딕" w:eastAsia="맑은 고딕" w:cs="맑은 고딕"/>
+                <w:b w:val="0"/>
+                <w:color w:val="2C2114"/>
+                <w:sz w:val="18"/>
+              </w:rPr>
+            </w:r>
+          </w:p>
+        </w:tc>
+        <w:tc>
+          <w:tcPr>
+            <w:tcW w:type="dxa" w:w="1700"/>
+            <w:tcBorders>
+              <w:top w:val="single" w:sz="4" w:space="0" w:color="B0C8E0"/>
+              <w:left w:val="single" w:sz="4" w:space="0" w:color="B0C8E0"/>
+              <w:bottom w:val="single" w:sz="4" w:space="0" w:color="B0C8E0"/>
+              <w:right w:val="single" w:sz="4" w:space="0" w:color="B0C8E0"/>
+            </w:tcBorders>
+          </w:tcPr>
+          <w:p>
+            <w:pPr>
+              <w:jc w:val="center"/>
+            </w:pPr>
+            <w:r/>
+            <w:r>
+              <w:rPr>
+                <w:rFonts w:ascii="맑은 고딕" w:hAnsi="맑은 고딕" w:eastAsia="맑은 고딕" w:cs="맑은 고딕"/>
+                <w:b w:val="0"/>
+                <w:color w:val="2C2114"/>
+                <w:sz w:val="18"/>
+              </w:rPr>
+            </w:r>
+          </w:p>
+        </w:tc>
+      </w:tr>
+      <w:tr>
+        <w:tc>
+          <w:tcPr>
+            <w:tcW w:type="dxa" w:w="1100"/>
+            <w:tcBorders>
+              <w:top w:val="single" w:sz="4" w:space="0" w:color="B0C8E0"/>
+              <w:left w:val="single" w:sz="4" w:space="0" w:color="B0C8E0"/>
+              <w:bottom w:val="single" w:sz="4" w:space="0" w:color="B0C8E0"/>
+              <w:right w:val="single" w:sz="4" w:space="0" w:color="B0C8E0"/>
+            </w:tcBorders>
+          </w:tcPr>
+          <w:p>
+            <w:pPr>
+              <w:jc w:val="center"/>
+            </w:pPr>
+            <w:r/>
+            <w:r>
+              <w:rPr>
+                <w:rFonts w:ascii="맑은 고딕" w:hAnsi="맑은 고딕" w:eastAsia="맑은 고딕" w:cs="맑은 고딕"/>
+                <w:b w:val="0"/>
+                <w:color w:val="2C2114"/>
+                <w:sz w:val="18"/>
+              </w:rPr>
+            </w:r>
+          </w:p>
+        </w:tc>
+        <w:tc>
+          <w:tcPr>
+            <w:tcW w:type="dxa" w:w="1700"/>
+            <w:tcBorders>
+              <w:top w:val="single" w:sz="4" w:space="0" w:color="B0C8E0"/>
+              <w:left w:val="single" w:sz="4" w:space="0" w:color="B0C8E0"/>
+              <w:bottom w:val="single" w:sz="4" w:space="0" w:color="B0C8E0"/>
+              <w:right w:val="single" w:sz="4" w:space="0" w:color="B0C8E0"/>
+            </w:tcBorders>
+          </w:tcPr>
+          <w:p>
+            <w:pPr>
+              <w:jc w:val="center"/>
+            </w:pPr>
+            <w:r/>
+            <w:r>
+              <w:rPr>
+                <w:rFonts w:ascii="맑은 고딕" w:hAnsi="맑은 고딕" w:eastAsia="맑은 고딕" w:cs="맑은 고딕"/>
+                <w:b w:val="0"/>
+                <w:color w:val="2C2114"/>
+                <w:sz w:val="18"/>
+              </w:rPr>
+            </w:r>
+          </w:p>
+        </w:tc>
+        <w:tc>
+          <w:tcPr>
+            <w:tcW w:type="dxa" w:w="4200"/>
+            <w:tcBorders>
+              <w:top w:val="single" w:sz="4" w:space="0" w:color="B0C8E0"/>
+              <w:left w:val="single" w:sz="4" w:space="0" w:color="B0C8E0"/>
+              <w:bottom w:val="single" w:sz="4" w:space="0" w:color="B0C8E0"/>
+              <w:right w:val="single" w:sz="4" w:space="0" w:color="B0C8E0"/>
+            </w:tcBorders>
+          </w:tcPr>
+          <w:p>
+            <w:pPr>
+              <w:jc w:val="center"/>
+            </w:pPr>
+            <w:r/>
+            <w:r>
+              <w:rPr>
+                <w:rFonts w:ascii="맑은 고딕" w:hAnsi="맑은 고딕" w:eastAsia="맑은 고딕" w:cs="맑은 고딕"/>
+                <w:b w:val="0"/>
+                <w:color w:val="2C2114"/>
+                <w:sz w:val="18"/>
+              </w:rPr>
+            </w:r>
+          </w:p>
+        </w:tc>
+        <w:tc>
+          <w:tcPr>
+            <w:tcW w:type="dxa" w:w="1700"/>
+            <w:tcBorders>
+              <w:top w:val="single" w:sz="4" w:space="0" w:color="B0C8E0"/>
+              <w:left w:val="single" w:sz="4" w:space="0" w:color="B0C8E0"/>
+              <w:bottom w:val="single" w:sz="4" w:space="0" w:color="B0C8E0"/>
+              <w:right w:val="single" w:sz="4" w:space="0" w:color="B0C8E0"/>
+            </w:tcBorders>
+          </w:tcPr>
+          <w:p>
+            <w:pPr>
+              <w:jc w:val="center"/>
+            </w:pPr>
+            <w:r/>
+            <w:r>
+              <w:rPr>
+                <w:rFonts w:ascii="맑은 고딕" w:hAnsi="맑은 고딕" w:eastAsia="맑은 고딕" w:cs="맑은 고딕"/>
+                <w:b w:val="0"/>
+                <w:color w:val="2C2114"/>
+                <w:sz w:val="18"/>
+              </w:rPr>
+            </w:r>
+          </w:p>
+        </w:tc>
+        <w:tc>
+          <w:tcPr>
+            <w:tcW w:type="dxa" w:w="1700"/>
+            <w:tcBorders>
+              <w:top w:val="single" w:sz="4" w:space="0" w:color="B0C8E0"/>
+              <w:left w:val="single" w:sz="4" w:space="0" w:color="B0C8E0"/>
+              <w:bottom w:val="single" w:sz="4" w:space="0" w:color="B0C8E0"/>
+              <w:right w:val="single" w:sz="4" w:space="0" w:color="B0C8E0"/>
+            </w:tcBorders>
+          </w:tcPr>
+          <w:p>
+            <w:pPr>
+              <w:jc w:val="center"/>
+            </w:pPr>
+            <w:r/>
+            <w:r>
+              <w:rPr>
+                <w:rFonts w:ascii="맑은 고딕" w:hAnsi="맑은 고딕" w:eastAsia="맑은 고딕" w:cs="맑은 고딕"/>
+                <w:b w:val="0"/>
+                <w:color w:val="2C2114"/>
+                <w:sz w:val="18"/>
+              </w:rPr>
             </w:r>
           </w:p>
         </w:tc>
@@ -10039,9 +11010,6 @@
 <w:ftr xmlns:wpc="http://schemas.microsoft.com/office/word/2010/wordprocessingCanvas" xmlns:mc="http://schemas.openxmlformats.org/markup-compatibility/2006" xmlns:o="urn:schemas-microsoft-com:office:office" xmlns:r="http://schemas.openxmlformats.org/officeDocument/2006/relationships" xmlns:m="http://schemas.openxmlformats.org/officeDocument/2006/math" xmlns:v="urn:schemas-microsoft-com:vml" xmlns:wp14="http://schemas.microsoft.com/office/word/2010/wordprocessingDrawing" xmlns:wp="http://schemas.openxmlformats.org/drawingml/2006/wordprocessingDrawing" xmlns:w10="urn:schemas-microsoft-com:office:word" xmlns:w="http://schemas.openxmlformats.org/wordprocessingml/2006/main" xmlns:w14="http://schemas.microsoft.com/office/word/2010/wordml" xmlns:w15="http://schemas.microsoft.com/office/word/2012/wordml" xmlns:wpg="http://schemas.microsoft.com/office/word/2010/wordprocessingGroup" xmlns:wpi="http://schemas.microsoft.com/office/word/2010/wordprocessingInk" xmlns:wne="http://schemas.microsoft.com/office/word/2006/wordml" xmlns:wps="http://schemas.microsoft.com/office/word/2010/wordprocessingShape">
   <w:p>
     <w:pPr>
-      <w:pBdr>
-        <w:top w:val="single" w:color="B0C8E0" w:sz="4"/>
-      </w:pBdr>
       <w:spacing w:after="0" w:before="80"/>
     </w:pPr>
     <w:r>
@@ -10098,9 +11066,6 @@
 <w:hdr xmlns:wpc="http://schemas.microsoft.com/office/word/2010/wordprocessingCanvas" xmlns:mc="http://schemas.openxmlformats.org/markup-compatibility/2006" xmlns:o="urn:schemas-microsoft-com:office:office" xmlns:r="http://schemas.openxmlformats.org/officeDocument/2006/relationships" xmlns:m="http://schemas.openxmlformats.org/officeDocument/2006/math" xmlns:v="urn:schemas-microsoft-com:vml" xmlns:wp14="http://schemas.microsoft.com/office/word/2010/wordprocessingDrawing" xmlns:wp="http://schemas.openxmlformats.org/drawingml/2006/wordprocessingDrawing" xmlns:w10="urn:schemas-microsoft-com:office:word" xmlns:w="http://schemas.openxmlformats.org/wordprocessingml/2006/main" xmlns:w14="http://schemas.microsoft.com/office/word/2010/wordml" xmlns:w15="http://schemas.microsoft.com/office/word/2012/wordml" xmlns:wpg="http://schemas.microsoft.com/office/word/2010/wordprocessingGroup" xmlns:wpi="http://schemas.microsoft.com/office/word/2010/wordprocessingInk" xmlns:wne="http://schemas.microsoft.com/office/word/2006/wordml" xmlns:wps="http://schemas.microsoft.com/office/word/2010/wordprocessingShape" xmlns:cx="http://schemas.microsoft.com/office/drawing/2014/chartex" xmlns:cx1="http://schemas.microsoft.com/office/drawing/2015/9/8/chartex" xmlns:cx2="http://schemas.microsoft.com/office/drawing/2015/10/21/chartex" xmlns:cx3="http://schemas.microsoft.com/office/drawing/2016/5/9/chartex" xmlns:cx4="http://schemas.microsoft.com/office/drawing/2016/5/10/chartex" xmlns:cx5="http://schemas.microsoft.com/office/drawing/2016/5/11/chartex" xmlns:cx6="http://schemas.microsoft.com/office/drawing/2016/5/12/chartex" xmlns:cx7="http://schemas.microsoft.com/office/drawing/2016/5/13/chartex" xmlns:cx8="http://schemas.microsoft.com/office/drawing/2016/5/14/chartex" xmlns:w16cid="http://schemas.microsoft.com/office/word/2016/wordml/cid" xmlns:w16se="http://schemas.microsoft.com/office/word/2015/wordml/symex">
   <w:p>
     <w:pPr>
-      <w:pBdr>
-        <w:bottom w:val="single" w:color="C8714A" w:sz="4"/>
-      </w:pBdr>
       <w:spacing w:after="80" w:before="0"/>
     </w:pPr>
     <w:r>

--- a/DB/환경미화부/ENV_환경미화부매뉴얼_201-203_사랑과평안의교회.docx
+++ b/DB/환경미화부/ENV_환경미화부매뉴얼_201-203_사랑과평안의교회.docx
@@ -639,7 +639,7 @@
                 <w:b w:val="0"/>
                 <w:sz w:val="20"/>
               </w:rPr>
-              <w:t>행사 지원</w:t>
+              <w:t>미화</w:t>
             </w:r>
           </w:p>
         </w:tc>
@@ -3377,6 +3377,22 @@
     </w:p>
     <w:p>
       <w:pPr>
+        <w:spacing w:after="44" w:before="40"/>
+        <w:ind w:left="360" w:hanging="360"/>
+        <w:jc w:val="both"/>
+      </w:pPr>
+      <w:r>
+        <w:rPr>
+          <w:rFonts w:ascii="맑은 고딕" w:cs="맑은 고딕" w:eastAsia="맑은 고딕" w:hAnsi="맑은 고딕"/>
+          <w:color w:val="1A1A1A"/>
+          <w:sz w:val="20"/>
+          <w:szCs w:val="20"/>
+        </w:rPr>
+        <w:t xml:space="preserve">7. 분리수거(종이·플라스틱·유리·캔 등)를 구분하여 배출한다.</w:t>
+      </w:r>
+    </w:p>
+    <w:p>
+      <w:pPr>
         <w:spacing w:after="40" w:before="0"/>
       </w:pPr>
       <w:r>
@@ -4024,6 +4040,22 @@
     </w:p>
     <w:p>
       <w:pPr>
+        <w:spacing w:after="44" w:before="40"/>
+        <w:ind w:left="360" w:hanging="360"/>
+        <w:jc w:val="both"/>
+      </w:pPr>
+      <w:r>
+        <w:rPr>
+          <w:rFonts w:ascii="맑은 고딕" w:cs="맑은 고딕" w:eastAsia="맑은 고딕" w:hAnsi="맑은 고딕"/>
+          <w:color w:val="1A1A1A"/>
+          <w:sz w:val="20"/>
+          <w:szCs w:val="20"/>
+        </w:rPr>
+        <w:t xml:space="preserve">② 계절이 바뀌는 시기(3월·6월·9월·12월)에는 월간 정밀 청소와 별도로 계절별 대청소를 실시하며, 커튼·카펫 세탁, 창고·비품 정리 등 계절 특성에 맞는 항목을 포함한다.</w:t>
+      </w:r>
+    </w:p>
+    <w:p>
+      <w:pPr>
         <w:spacing w:after="40" w:before="0"/>
       </w:pPr>
       <w:r>
@@ -4099,6 +4131,126 @@
           <w:szCs w:val="20"/>
         </w:rPr>
         <w:t xml:space="preserve">③ 소모품 구매는 환경미화부 예산에서 집행하며, 영수증을 재정부에 제출한다.</w:t>
+      </w:r>
+    </w:p>
+    <w:p>
+      <w:pPr>
+        <w:spacing w:after="44" w:before="40"/>
+        <w:ind w:left="360" w:hanging="360"/>
+        <w:jc w:val="both"/>
+      </w:pPr>
+      <w:r>
+        <w:rPr>
+          <w:rFonts w:ascii="맑은 고딕" w:cs="맑은 고딕" w:eastAsia="맑은 고딕" w:hAnsi="맑은 고딕"/>
+          <w:color w:val="1A1A1A"/>
+          <w:sz w:val="20"/>
+          <w:szCs w:val="20"/>
+        </w:rPr>
+        <w:t xml:space="preserve">④ 청소 도구 및 상시 사용 소모품은 월 1회 정기 점검과 별도로 상시 확인하여 부족 시 수시로 보급한다.</w:t>
+      </w:r>
+    </w:p>
+    <w:p>
+      <w:pPr>
+        <w:spacing w:after="40" w:before="0"/>
+      </w:pPr>
+      <w:r>
+        <w:rPr>
+          <w:rFonts w:ascii="맑은 고딕" w:cs="맑은 고딕" w:eastAsia="맑은 고딕" w:hAnsi="맑은 고딕"/>
+          <w:color w:val="1A1A1A"/>
+          <w:sz w:val="20"/>
+          <w:szCs w:val="20"/>
+        </w:rPr>
+        <w:t xml:space="preserve"/>
+      </w:r>
+    </w:p>
+    <w:p>
+      <w:pPr>
+        <w:shd w:fill="FFFFFF" w:val="clear"/>
+        <w:spacing w:after="200" w:before="440"/>
+        <w:jc w:val="center"/>
+      </w:pPr>
+      <w:r>
+        <w:rPr>
+          <w:rFonts w:ascii="맑은 고딕" w:cs="맑은 고딕" w:eastAsia="맑은 고딕" w:hAnsi="맑은 고딕"/>
+          <w:b/>
+          <w:bCs/>
+          <w:color w:val="1A1A1A"/>
+          <w:sz w:val="27"/>
+          <w:szCs w:val="27"/>
+        </w:rPr>
+        <w:t xml:space="preserve">제 5 장  환경 미화 및 게시물 관리</w:t>
+      </w:r>
+      <w:r>
+        <w:rPr>
+          <w:rFonts w:ascii="맑은 고딕" w:cs="맑은 고딕" w:eastAsia="맑은 고딕" w:hAnsi="맑은 고딕"/>
+          <w:color w:val="C0D4EC"/>
+          <w:sz w:val="16"/>
+          <w:szCs w:val="16"/>
+        </w:rPr>
+        <w:t xml:space="preserve">  Aesthetic &amp; Signage Management</w:t>
+      </w:r>
+    </w:p>
+    <w:p>
+      <w:pPr>
+        <w:spacing w:after="40" w:before="0"/>
+      </w:pPr>
+      <w:r>
+        <w:rPr>
+          <w:rFonts w:ascii="맑은 고딕" w:cs="맑은 고딕" w:eastAsia="맑은 고딕" w:hAnsi="맑은 고딕"/>
+          <w:color w:val="1A1A1A"/>
+          <w:sz w:val="20"/>
+          <w:szCs w:val="20"/>
+        </w:rPr>
+        <w:t xml:space="preserve"/>
+      </w:r>
+    </w:p>
+    <w:p>
+      <w:pPr>
+        <w:spacing w:after="60" w:before="260"/>
+        <w:ind w:left="180"/>
+      </w:pPr>
+      <w:r>
+        <w:rPr>
+          <w:rFonts w:ascii="맑은 고딕" w:cs="맑은 고딕" w:eastAsia="맑은 고딕" w:hAnsi="맑은 고딕"/>
+          <w:b/>
+          <w:bCs/>
+          <w:color w:val="1A3A5C"/>
+          <w:sz w:val="21"/>
+          <w:szCs w:val="21"/>
+        </w:rPr>
+        <w:t xml:space="preserve">제 12 조 (환경 미화 및 게시물 관리)</w:t>
+      </w:r>
+    </w:p>
+    <w:p>
+      <w:pPr>
+        <w:spacing w:after="44" w:before="40"/>
+        <w:ind w:left="360" w:hanging="360"/>
+        <w:jc w:val="both"/>
+      </w:pPr>
+      <w:r>
+        <w:rPr>
+          <w:rFonts w:ascii="맑은 고딕" w:cs="맑은 고딕" w:eastAsia="맑은 고딕" w:hAnsi="맑은 고딕"/>
+          <w:color w:val="1A1A1A"/>
+          <w:sz w:val="20"/>
+          <w:szCs w:val="20"/>
+        </w:rPr>
+        <w:t xml:space="preserve">① 환경미화부는 교회 내 시각적으로 좋은 분위기를 형성하기 위해 데코, 게시물, 게시판, 시각화 푯말 등을 부착·관리한다.</w:t>
+      </w:r>
+    </w:p>
+    <w:p>
+      <w:pPr>
+        <w:spacing w:after="44" w:before="40"/>
+        <w:ind w:left="360" w:hanging="360"/>
+        <w:jc w:val="both"/>
+      </w:pPr>
+      <w:r>
+        <w:rPr>
+          <w:rFonts w:ascii="맑은 고딕" w:cs="맑은 고딕" w:eastAsia="맑은 고딕" w:hAnsi="맑은 고딕"/>
+          <w:color w:val="1A1A1A"/>
+          <w:sz w:val="20"/>
+          <w:szCs w:val="20"/>
+        </w:rPr>
+        <w:t xml:space="preserve">② 게시물 및 시각화 푯말 등은 필요시 또는 노후 시 수시로 보완한다.</w:t>
       </w:r>
     </w:p>
     <w:p>

--- a/DB/환경미화부/ENV_환경미화부매뉴얼_201-203_사랑과평안의교회.docx
+++ b/DB/환경미화부/ENV_환경미화부매뉴얼_201-203_사랑과평안의교회.docx
@@ -676,6 +676,59 @@
           </w:p>
         </w:tc>
       </w:tr>
+      <w:tr>
+        <w:tc>
+          <w:tcPr>
+            <w:tcW w:type="dxa" w:w="3023"/>
+          </w:tcPr>
+          <w:p>
+            <w:r>
+              <w:t>청소 물품 보급</w:t>
+            </w:r>
+            <w:r>
+              <w:rPr>
+                <w:rFonts w:ascii="맑은 고딕" w:hAnsi="맑은 고딕"/>
+                <w:b w:val="0"/>
+                <w:sz w:val="20"/>
+              </w:rPr>
+            </w:r>
+          </w:p>
+        </w:tc>
+        <w:tc>
+          <w:tcPr>
+            <w:tcW w:type="dxa" w:w="3023"/>
+          </w:tcPr>
+          <w:p>
+            <w:r>
+              <w:t>수시</w:t>
+            </w:r>
+            <w:r>
+              <w:rPr>
+                <w:rFonts w:ascii="맑은 고딕" w:hAnsi="맑은 고딕"/>
+                <w:b w:val="0"/>
+                <w:sz w:val="20"/>
+              </w:rPr>
+            </w:r>
+          </w:p>
+        </w:tc>
+        <w:tc>
+          <w:tcPr>
+            <w:tcW w:type="dxa" w:w="3023"/>
+          </w:tcPr>
+          <w:p>
+            <w:r>
+              <w:t>—</w:t>
+            </w:r>
+            <w:r>
+              <w:rPr>
+                <w:rFonts w:ascii="맑은 고딕" w:hAnsi="맑은 고딕"/>
+                <w:b w:val="0"/>
+                <w:sz w:val="20"/>
+              </w:rPr>
+            </w:r>
+          </w:p>
+        </w:tc>
+      </w:tr>
     </w:tbl>
     <w:p/>
     <w:p>
@@ -4789,7 +4842,7 @@
                 <w:sz w:val="18"/>
                 <w:szCs w:val="18"/>
               </w:rPr>
-              <w:t xml:space="preserve">—</w:t>
+              <w:t>말미 [개정 이력] 표 참조</w:t>
             </w:r>
           </w:p>
         </w:tc>
@@ -8821,7 +8874,7 @@
                 <w:sz w:val="18"/>
                 <w:szCs w:val="18"/>
               </w:rPr>
-              <w:t xml:space="preserve">—</w:t>
+              <w:t>말미 [개정 이력] 표 참조</w:t>
             </w:r>
           </w:p>
         </w:tc>

--- a/DB/환경미화부/ENV_환경미화부매뉴얼_201-203_사랑과평안의교회.docx
+++ b/DB/환경미화부/ENV_환경미화부매뉴얼_201-203_사랑과평안의교회.docx
@@ -284,7 +284,7 @@
                 <w:sz w:val="18"/>
                 <w:szCs w:val="18"/>
               </w:rPr>
-              <w:t xml:space="preserve">관 련 규 정</w:t>
+              <w:t>관 련 부 서</w:t>
             </w:r>
           </w:p>
         </w:tc>
@@ -312,7 +312,7 @@
                 <w:sz w:val="18"/>
                 <w:szCs w:val="18"/>
               </w:rPr>
-              <w:t xml:space="preserve">ADM-102 시설·자산 관리 규정</w:t>
+              <w:t>환경미화부  |  시설관리부  |  재정부</w:t>
             </w:r>
           </w:p>
         </w:tc>
@@ -4686,7 +4686,7 @@
                 <w:sz w:val="18"/>
                 <w:szCs w:val="18"/>
               </w:rPr>
-              <w:t xml:space="preserve">관 련 규 정</w:t>
+              <w:t>관 련 부 서</w:t>
             </w:r>
           </w:p>
         </w:tc>
@@ -4714,7 +4714,7 @@
                 <w:sz w:val="18"/>
                 <w:szCs w:val="18"/>
               </w:rPr>
-              <w:t xml:space="preserve">ADM-102 시설·자산 관리 규정</w:t>
+              <w:t>환경미화부  |  시설관리부  |  재정부</w:t>
             </w:r>
           </w:p>
         </w:tc>
@@ -8682,7 +8682,7 @@
                 <w:sz w:val="18"/>
                 <w:szCs w:val="18"/>
               </w:rPr>
-              <w:t xml:space="preserve">ENV-201  /  ENV-202</w:t>
+              <w:t>ENV-201  /  ENV-202  /  ADM-102 시설·자산 관리 규정</w:t>
             </w:r>
           </w:p>
         </w:tc>
@@ -8718,7 +8718,7 @@
                 <w:sz w:val="18"/>
                 <w:szCs w:val="18"/>
               </w:rPr>
-              <w:t xml:space="preserve">관 련 규 정</w:t>
+              <w:t>관 련 부 서</w:t>
             </w:r>
           </w:p>
         </w:tc>
@@ -8746,7 +8746,7 @@
                 <w:sz w:val="18"/>
                 <w:szCs w:val="18"/>
               </w:rPr>
-              <w:t xml:space="preserve">ADM-102 시설·자산 관리 규정</w:t>
+              <w:t>환경미화부  |  시설관리부  |  재정부</w:t>
             </w:r>
           </w:p>
         </w:tc>
